--- a/exports/docx/SERVICE_CATALOGUE.docx
+++ b/exports/docx/SERVICE_CATALOGUE.docx
@@ -43,53 +43,25 @@
         <w:pStyle w:val="Title"/>
       </w:pPr>
       <w:r>
-        <w:t>VYTALIX — Service Catalogue</w:t>
+        <w:t>Vytalix — What we sell and what it costs</w:t>
       </w:r>
     </w:p>
     <w:p>
       <w:r>
         <w:rPr>
-          <w:b/>
+          <w:i/>
         </w:rPr>
-        <w:t>Advisory · Consulting · E-Learning</w:t>
-      </w:r>
-      <w:r>
-        <w:t xml:space="preserve"> · Version 1.0 · 8 September 2026 · Status: PROPOSED</w:t>
+        <w:t>For a buyer deciding whether to talk to us. Send it after a first conversation, before a proposal.</w:t>
       </w:r>
     </w:p>
     <w:p>
       <w:r>
-        <w:t xml:space="preserve">Governed by </w:t>
+        <w:t>We sell senior health-technology help in three forms: advice by the day or month, fixed-price projects, and training. One person leads every piece of work, and you always know the price before it starts.</w:t>
       </w:r>
+    </w:p>
+    <w:p>
       <w:r>
-        <w:rPr>
-          <w:rFonts w:ascii="Consolas" w:hAnsi="Consolas"/>
-          <w:sz w:val="18"/>
-        </w:rPr>
-        <w:t>/FACTS_BASE.md</w:t>
-      </w:r>
-      <w:r>
-        <w:t xml:space="preserve">. Prices are consistent with </w:t>
-      </w:r>
-      <w:r>
-        <w:rPr>
-          <w:rFonts w:ascii="Consolas" w:hAnsi="Consolas"/>
-          <w:sz w:val="18"/>
-        </w:rPr>
-        <w:t>/docs/01_BUSINESS_MODEL.md</w:t>
-      </w:r>
-      <w:r>
-        <w:t xml:space="preserve"> §4–§6 and </w:t>
-      </w:r>
-      <w:r>
-        <w:rPr>
-          <w:rFonts w:ascii="Consolas" w:hAnsi="Consolas"/>
-          <w:sz w:val="18"/>
-        </w:rPr>
-        <w:t>/assets/PRICING_STRUCTURE.md</w:t>
-      </w:r>
-      <w:r>
-        <w:t>; all are ESTIMATE, quoted exclusive of VAT (VAT status TO VALIDATE), and shown as "from" on the website. Every package is founder-led; associates are engaged only on signed work.</w:t>
+        <w:t>Every price below is an ESTIMATE (our best guess, not a fact). We have not yet sold at these prices. We will hold a quoted price for 30 days once it is in a written proposal.</w:t>
       </w:r>
     </w:p>
     <w:p>
@@ -97,57 +69,47 @@
         <w:pStyle w:val="Heading2"/>
       </w:pPr>
       <w:r>
-        <w:t>Executive view</w:t>
+        <w:t>The rules that apply to everything</w:t>
       </w:r>
     </w:p>
     <w:p>
       <w:pPr>
-        <w:pStyle w:val="ListNumber"/>
+        <w:pStyle w:val="ListBullet"/>
       </w:pPr>
       <w:r>
-        <w:t>Three Advisory formats (day, retainer, fractional), ten fixed-price Consulting packages (C1–C10) and one training format are sellable now; four E-Learning products follow from month 9 (ESTIMATE) and are listed so that buyers can register interest.</w:t>
+        <w:t>Fixed price and fixed scope. Any change is agreed in writing before it is done.</w:t>
       </w:r>
     </w:p>
     <w:p>
       <w:pPr>
-        <w:pStyle w:val="ListNumber"/>
+        <w:pStyle w:val="ListBullet"/>
       </w:pPr>
       <w:r>
-        <w:t>Every package has a defined scope, named deliverables, a duration, an indicative price, an ideal buyer and the outcome it is designed to produce — fixed scope, fixed price, written change control.</w:t>
+        <w:t>Under £20,000: half on signing, half on finishing. Over £20,000: 40% on signing, 30% at the midpoint, 30% on finishing.</w:t>
       </w:r>
     </w:p>
     <w:p>
       <w:pPr>
-        <w:pStyle w:val="ListNumber"/>
+        <w:pStyle w:val="ListBullet"/>
       </w:pPr>
       <w:r>
-        <w:t>Prices are anchored on a founder day rate of £1,200–£1,800 (model £1,500) and an associate day rate of £700–£1,000; a package is never priced below the founder days it consumes (</w:t>
-      </w:r>
-      <w:r>
-        <w:rPr>
-          <w:rFonts w:ascii="Consolas" w:hAnsi="Consolas"/>
-          <w:sz w:val="18"/>
-        </w:rPr>
-        <w:t>/docs/01_BUSINESS_MODEL.md</w:t>
-      </w:r>
-      <w:r>
-        <w:t xml:space="preserve"> §3).</w:t>
+        <w:t>Prices exclude VAT and travel. Travel is charged at cost and agreed in advance.</w:t>
       </w:r>
     </w:p>
     <w:p>
       <w:pPr>
-        <w:pStyle w:val="ListNumber"/>
+        <w:pStyle w:val="ListBullet"/>
       </w:pPr>
       <w:r>
-        <w:t>Some packages require capability that does not exist yet (a clinical adviser, a contracted Clinical Safety Officer, an in-country associate network); each is marked "Proof required to sell" and must not be sold until that is in place.</w:t>
+        <w:t>We will tell you if a cheaper piece of work would answer your question.</w:t>
       </w:r>
     </w:p>
     <w:p>
       <w:pPr>
-        <w:pStyle w:val="ListNumber"/>
+        <w:pStyle w:val="ListBullet"/>
       </w:pPr>
       <w:r>
-        <w:t>Advisory and consulting engagements are designed to process no patient data; anything involving patient data is routed to Vytalix Health Solutions and its safety and data-protection gates.</w:t>
+        <w:t>We do not take commission from any software vendor. We are paid by you only.</w:t>
       </w:r>
     </w:p>
     <w:p>
@@ -155,2116 +117,7 @@
         <w:pStyle w:val="Heading2"/>
       </w:pPr>
       <w:r>
-        <w:t>1. How to read this catalogue</w:t>
-      </w:r>
-    </w:p>
-    <w:tbl>
-      <w:tblPr>
-        <w:tblStyle w:val="LightGrid-Accent1"/>
-        <w:tblW w:type="auto" w:w="0"/>
-        <w:tblLook w:firstColumn="1" w:firstRow="1" w:lastColumn="0" w:lastRow="0" w:noHBand="0" w:noVBand="1" w:val="04A0"/>
-      </w:tblPr>
-      <w:tblGrid>
-        <w:gridCol w:w="4824"/>
-        <w:gridCol w:w="4824"/>
-      </w:tblGrid>
-      <w:tr>
-        <w:tc>
-          <w:tcPr>
-            <w:tcW w:type="dxa" w:w="4824"/>
-          </w:tcPr>
-          <w:p>
-            <w:r>
-              <w:rPr>
-                <w:b/>
-                <w:sz w:val="17"/>
-              </w:rPr>
-            </w:r>
-            <w:r>
-              <w:rPr>
-                <w:b/>
-                <w:sz w:val="17"/>
-              </w:rPr>
-              <w:t>Field</w:t>
-            </w:r>
-          </w:p>
-        </w:tc>
-        <w:tc>
-          <w:tcPr>
-            <w:tcW w:type="dxa" w:w="4824"/>
-          </w:tcPr>
-          <w:p>
-            <w:r>
-              <w:rPr>
-                <w:b/>
-                <w:sz w:val="17"/>
-              </w:rPr>
-            </w:r>
-            <w:r>
-              <w:rPr>
-                <w:b/>
-                <w:sz w:val="17"/>
-              </w:rPr>
-              <w:t>Meaning</w:t>
-            </w:r>
-          </w:p>
-        </w:tc>
-      </w:tr>
-      <w:tr>
-        <w:tc>
-          <w:tcPr>
-            <w:tcW w:type="dxa" w:w="4824"/>
-          </w:tcPr>
-          <w:p>
-            <w:r>
-              <w:rPr>
-                <w:b w:val="0"/>
-                <w:sz w:val="17"/>
-              </w:rPr>
-            </w:r>
-            <w:r>
-              <w:rPr>
-                <w:b w:val="0"/>
-                <w:sz w:val="17"/>
-              </w:rPr>
-              <w:t>Scope</w:t>
-            </w:r>
-          </w:p>
-        </w:tc>
-        <w:tc>
-          <w:tcPr>
-            <w:tcW w:type="dxa" w:w="4824"/>
-          </w:tcPr>
-          <w:p>
-            <w:r>
-              <w:rPr>
-                <w:b w:val="0"/>
-                <w:sz w:val="17"/>
-              </w:rPr>
-            </w:r>
-            <w:r>
-              <w:rPr>
-                <w:b w:val="0"/>
-                <w:sz w:val="17"/>
-              </w:rPr>
-              <w:t>What the engagement covers and, where important, what it does not</w:t>
-            </w:r>
-          </w:p>
-        </w:tc>
-      </w:tr>
-      <w:tr>
-        <w:tc>
-          <w:tcPr>
-            <w:tcW w:type="dxa" w:w="4824"/>
-          </w:tcPr>
-          <w:p>
-            <w:r>
-              <w:rPr>
-                <w:b w:val="0"/>
-                <w:sz w:val="17"/>
-              </w:rPr>
-            </w:r>
-            <w:r>
-              <w:rPr>
-                <w:b w:val="0"/>
-                <w:sz w:val="17"/>
-              </w:rPr>
-              <w:t>Deliverables</w:t>
-            </w:r>
-          </w:p>
-        </w:tc>
-        <w:tc>
-          <w:tcPr>
-            <w:tcW w:type="dxa" w:w="4824"/>
-          </w:tcPr>
-          <w:p>
-            <w:r>
-              <w:rPr>
-                <w:b w:val="0"/>
-                <w:sz w:val="17"/>
-              </w:rPr>
-            </w:r>
-            <w:r>
-              <w:rPr>
-                <w:b w:val="0"/>
-                <w:sz w:val="17"/>
-              </w:rPr>
-              <w:t>The documents, models or sessions the client receives; each has an acceptance criterion in the proposal</w:t>
-            </w:r>
-          </w:p>
-        </w:tc>
-      </w:tr>
-      <w:tr>
-        <w:tc>
-          <w:tcPr>
-            <w:tcW w:type="dxa" w:w="4824"/>
-          </w:tcPr>
-          <w:p>
-            <w:r>
-              <w:rPr>
-                <w:b w:val="0"/>
-                <w:sz w:val="17"/>
-              </w:rPr>
-            </w:r>
-            <w:r>
-              <w:rPr>
-                <w:b w:val="0"/>
-                <w:sz w:val="17"/>
-              </w:rPr>
-              <w:t>Duration</w:t>
-            </w:r>
-          </w:p>
-        </w:tc>
-        <w:tc>
-          <w:tcPr>
-            <w:tcW w:type="dxa" w:w="4824"/>
-          </w:tcPr>
-          <w:p>
-            <w:r>
-              <w:rPr>
-                <w:b w:val="0"/>
-                <w:sz w:val="17"/>
-              </w:rPr>
-            </w:r>
-            <w:r>
-              <w:rPr>
-                <w:b w:val="0"/>
-                <w:sz w:val="17"/>
-              </w:rPr>
-              <w:t>Elapsed time from kick-off, assuming client dependencies are met</w:t>
-            </w:r>
-          </w:p>
-        </w:tc>
-      </w:tr>
-      <w:tr>
-        <w:tc>
-          <w:tcPr>
-            <w:tcW w:type="dxa" w:w="4824"/>
-          </w:tcPr>
-          <w:p>
-            <w:r>
-              <w:rPr>
-                <w:b w:val="0"/>
-                <w:sz w:val="17"/>
-              </w:rPr>
-            </w:r>
-            <w:r>
-              <w:rPr>
-                <w:b w:val="0"/>
-                <w:sz w:val="17"/>
-              </w:rPr>
-              <w:t>Indicative price</w:t>
-            </w:r>
-          </w:p>
-        </w:tc>
-        <w:tc>
-          <w:tcPr>
-            <w:tcW w:type="dxa" w:w="4824"/>
-          </w:tcPr>
-          <w:p>
-            <w:r>
-              <w:rPr>
-                <w:b w:val="0"/>
-                <w:sz w:val="17"/>
-              </w:rPr>
-            </w:r>
-            <w:r>
-              <w:rPr>
-                <w:b w:val="0"/>
-                <w:sz w:val="17"/>
-              </w:rPr>
-              <w:t>Fixed fee (ESTIMATE); founder days shown for transparency; change control applies</w:t>
-            </w:r>
-          </w:p>
-        </w:tc>
-      </w:tr>
-      <w:tr>
-        <w:tc>
-          <w:tcPr>
-            <w:tcW w:type="dxa" w:w="4824"/>
-          </w:tcPr>
-          <w:p>
-            <w:r>
-              <w:rPr>
-                <w:b w:val="0"/>
-                <w:sz w:val="17"/>
-              </w:rPr>
-            </w:r>
-            <w:r>
-              <w:rPr>
-                <w:b w:val="0"/>
-                <w:sz w:val="17"/>
-              </w:rPr>
-              <w:t>Who it is for</w:t>
-            </w:r>
-          </w:p>
-        </w:tc>
-        <w:tc>
-          <w:tcPr>
-            <w:tcW w:type="dxa" w:w="4824"/>
-          </w:tcPr>
-          <w:p>
-            <w:r>
-              <w:rPr>
-                <w:b w:val="0"/>
-                <w:sz w:val="17"/>
-              </w:rPr>
-            </w:r>
-            <w:r>
-              <w:rPr>
-                <w:b w:val="0"/>
-                <w:sz w:val="17"/>
-              </w:rPr>
-              <w:t xml:space="preserve">The ideal buyer and segment code from </w:t>
-            </w:r>
-            <w:r>
-              <w:rPr>
-                <w:rFonts w:ascii="Consolas" w:hAnsi="Consolas"/>
-                <w:b w:val="0"/>
-                <w:sz w:val="17"/>
-              </w:rPr>
-              <w:t>/docs/13_SALES_ENGINE.md</w:t>
-            </w:r>
-            <w:r>
-              <w:rPr>
-                <w:b w:val="0"/>
-                <w:sz w:val="17"/>
-              </w:rPr>
-              <w:t xml:space="preserve"> §1 (S1 health-tech founders; S2 investors/accelerators; S3 NHS-adjacent; S4 African governments, NGOs, donors; S5 corporates/insurers; S6 individual learners)</w:t>
-            </w:r>
-          </w:p>
-        </w:tc>
-      </w:tr>
-      <w:tr>
-        <w:tc>
-          <w:tcPr>
-            <w:tcW w:type="dxa" w:w="4824"/>
-          </w:tcPr>
-          <w:p>
-            <w:r>
-              <w:rPr>
-                <w:b w:val="0"/>
-                <w:sz w:val="17"/>
-              </w:rPr>
-            </w:r>
-            <w:r>
-              <w:rPr>
-                <w:b w:val="0"/>
-                <w:sz w:val="17"/>
-              </w:rPr>
-              <w:t>Outcomes</w:t>
-            </w:r>
-          </w:p>
-        </w:tc>
-        <w:tc>
-          <w:tcPr>
-            <w:tcW w:type="dxa" w:w="4824"/>
-          </w:tcPr>
-          <w:p>
-            <w:r>
-              <w:rPr>
-                <w:b w:val="0"/>
-                <w:sz w:val="17"/>
-              </w:rPr>
-            </w:r>
-            <w:r>
-              <w:rPr>
-                <w:b w:val="0"/>
-                <w:sz w:val="17"/>
-              </w:rPr>
-              <w:t>What the client should be able to do the week after, stated without guarantees</w:t>
-            </w:r>
-          </w:p>
-        </w:tc>
-      </w:tr>
-    </w:tbl>
-    <w:p/>
-    <w:p>
-      <w:r>
-        <w:t xml:space="preserve">Commercial rules (from </w:t>
-      </w:r>
-      <w:r>
-        <w:rPr>
-          <w:rFonts w:ascii="Consolas" w:hAnsi="Consolas"/>
-          <w:sz w:val="18"/>
-        </w:rPr>
-        <w:t>/docs/01_BUSINESS_MODEL.md</w:t>
-      </w:r>
-      <w:r>
-        <w:t xml:space="preserve"> §5): 50% on signing for engagements under £20k, 40/30/30 milestones above; retainers monthly in advance; every engagement produces at least one anonymised reusable asset; no engagement that conflicts with MaternaLink's future customers without disclosure.</w:t>
-      </w:r>
-    </w:p>
-    <w:p>
-      <w:pPr>
-        <w:pStyle w:val="Heading2"/>
-      </w:pPr>
-      <w:r>
-        <w:t>2. Vytalix Advisory</w:t>
-      </w:r>
-    </w:p>
-    <w:p>
-      <w:pPr>
-        <w:pStyle w:val="Heading3"/>
-      </w:pPr>
-      <w:r>
-        <w:t>A1 — Founder-led Advisory Day</w:t>
-      </w:r>
-    </w:p>
-    <w:p>
-      <w:pPr>
-        <w:pStyle w:val="ListBullet"/>
-      </w:pPr>
-      <w:r>
-        <w:rPr>
-          <w:b/>
-        </w:rPr>
-        <w:t>Scope:</w:t>
-      </w:r>
-      <w:r>
-        <w:t xml:space="preserve"> one day (on-site or remote) of senior, independent advice on a defined question: digital-health strategy, NHS or African market entry, regulatory pathway, pricing, investor or grant readiness, board preparation.</w:t>
-      </w:r>
-    </w:p>
-    <w:p>
-      <w:pPr>
-        <w:pStyle w:val="ListBullet"/>
-      </w:pPr>
-      <w:r>
-        <w:rPr>
-          <w:b/>
-        </w:rPr>
-        <w:t>Deliverables:</w:t>
-      </w:r>
-      <w:r>
-        <w:t xml:space="preserve"> pre-read questionnaire; the working session; a two-page written note within 48 hours with decisions, options and next steps.</w:t>
-      </w:r>
-    </w:p>
-    <w:p>
-      <w:pPr>
-        <w:pStyle w:val="ListBullet"/>
-      </w:pPr>
-      <w:r>
-        <w:rPr>
-          <w:b/>
-        </w:rPr>
-        <w:t>Duration:</w:t>
-      </w:r>
-      <w:r>
-        <w:t xml:space="preserve"> 1 day (booked in blocks of 1–5).</w:t>
-      </w:r>
-    </w:p>
-    <w:p>
-      <w:pPr>
-        <w:pStyle w:val="ListBullet"/>
-      </w:pPr>
-      <w:r>
-        <w:rPr>
-          <w:b/>
-        </w:rPr>
-        <w:t>Indicative price:</w:t>
-      </w:r>
-      <w:r>
-        <w:t xml:space="preserve"> £1,200–£1,800 per day (ESTIMATE; model uses £1,500); 1 founder day.</w:t>
-      </w:r>
-    </w:p>
-    <w:p>
-      <w:pPr>
-        <w:pStyle w:val="ListBullet"/>
-      </w:pPr>
-      <w:r>
-        <w:rPr>
-          <w:b/>
-        </w:rPr>
-        <w:t>Who it is for:</w:t>
-      </w:r>
-      <w:r>
-        <w:t xml:space="preserve"> any segment; most often S1 founders and S2 programmes needing a quick, candid second opinion.</w:t>
-      </w:r>
-    </w:p>
-    <w:p>
-      <w:pPr>
-        <w:pStyle w:val="ListBullet"/>
-      </w:pPr>
-      <w:r>
-        <w:rPr>
-          <w:b/>
-        </w:rPr>
-        <w:t>Outcomes:</w:t>
-      </w:r>
-      <w:r>
-        <w:t xml:space="preserve"> a clear answer or a clearly framed decision; the note is reusable with a board or investor.</w:t>
-      </w:r>
-    </w:p>
-    <w:p>
-      <w:pPr>
-        <w:pStyle w:val="Heading3"/>
-      </w:pPr>
-      <w:r>
-        <w:t>A2 — Advisory Retainer</w:t>
-      </w:r>
-    </w:p>
-    <w:p>
-      <w:pPr>
-        <w:pStyle w:val="ListBullet"/>
-      </w:pPr>
-      <w:r>
-        <w:rPr>
-          <w:b/>
-        </w:rPr>
-        <w:t>Scope:</w:t>
-      </w:r>
-      <w:r>
-        <w:t xml:space="preserve"> two days per month of advisory access — scheduled sessions, document review, introductions where appropriate, availability for short calls between sessions. Three-month minimum. No delivery work (that is a Consulting package).</w:t>
-      </w:r>
-    </w:p>
-    <w:p>
-      <w:pPr>
-        <w:pStyle w:val="ListBullet"/>
-      </w:pPr>
-      <w:r>
-        <w:rPr>
-          <w:b/>
-        </w:rPr>
-        <w:t>Deliverables:</w:t>
-      </w:r>
-      <w:r>
-        <w:t xml:space="preserve"> monthly agenda and written notes; quarterly written review of progress against the client's stated objectives.</w:t>
-      </w:r>
-    </w:p>
-    <w:p>
-      <w:pPr>
-        <w:pStyle w:val="ListBullet"/>
-      </w:pPr>
-      <w:r>
-        <w:rPr>
-          <w:b/>
-        </w:rPr>
-        <w:t>Duration:</w:t>
-      </w:r>
-      <w:r>
-        <w:t xml:space="preserve"> rolling monthly; 3–6-month minimum term; 30 days' notice.</w:t>
-      </w:r>
-    </w:p>
-    <w:p>
-      <w:pPr>
-        <w:pStyle w:val="ListBullet"/>
-      </w:pPr>
-      <w:r>
-        <w:rPr>
-          <w:b/>
-        </w:rPr>
-        <w:t>Indicative price:</w:t>
-      </w:r>
-      <w:r>
-        <w:t xml:space="preserve"> £4,000 per month for 2 days (ESTIMATE; range £2,500–£6,000 for 1.5–4 days); ~2.5 founder days including responsiveness.</w:t>
-      </w:r>
-    </w:p>
-    <w:p>
-      <w:pPr>
-        <w:pStyle w:val="ListBullet"/>
-      </w:pPr>
-      <w:r>
-        <w:rPr>
-          <w:b/>
-        </w:rPr>
-        <w:t>Who it is for:</w:t>
-      </w:r>
-      <w:r>
-        <w:t xml:space="preserve"> S1 health-tech founders (pre-seed to Series A), NGOs and SME providers; S2 accelerators for portfolio support.</w:t>
-      </w:r>
-    </w:p>
-    <w:p>
-      <w:pPr>
-        <w:pStyle w:val="ListBullet"/>
-      </w:pPr>
-      <w:r>
-        <w:rPr>
-          <w:b/>
-        </w:rPr>
-        <w:t>Outcomes:</w:t>
-      </w:r>
-      <w:r>
-        <w:t xml:space="preserve"> faster, better-informed decisions on go-to-market, regulation and funding; a documented decision trail.</w:t>
-      </w:r>
-    </w:p>
-    <w:p>
-      <w:pPr>
-        <w:pStyle w:val="Heading3"/>
-      </w:pPr>
-      <w:r>
-        <w:t>A3 — Fractional Chief Digital / Strategy Officer</w:t>
-      </w:r>
-    </w:p>
-    <w:p>
-      <w:pPr>
-        <w:pStyle w:val="ListBullet"/>
-      </w:pPr>
-      <w:r>
-        <w:rPr>
-          <w:b/>
-        </w:rPr>
-        <w:t>Scope:</w:t>
-      </w:r>
-      <w:r>
-        <w:t xml:space="preserve"> 4–6 embedded days per month acting as the organisation's senior digital or strategy lead: roadmap, vendor and procurement decisions, board papers, team coaching. Excludes line management and any clinical decision-making.</w:t>
-      </w:r>
-    </w:p>
-    <w:p>
-      <w:pPr>
-        <w:pStyle w:val="ListBullet"/>
-      </w:pPr>
-      <w:r>
-        <w:rPr>
-          <w:b/>
-        </w:rPr>
-        <w:t>Deliverables:</w:t>
-      </w:r>
-      <w:r>
-        <w:t xml:space="preserve"> a 30-day assessment; a 6-month roadmap; monthly board-level update; handover pack at exit.</w:t>
-      </w:r>
-    </w:p>
-    <w:p>
-      <w:pPr>
-        <w:pStyle w:val="ListBullet"/>
-      </w:pPr>
-      <w:r>
-        <w:rPr>
-          <w:b/>
-        </w:rPr>
-        <w:t>Duration:</w:t>
-      </w:r>
-      <w:r>
-        <w:t xml:space="preserve"> 6 months (renewable).</w:t>
-      </w:r>
-    </w:p>
-    <w:p>
-      <w:pPr>
-        <w:pStyle w:val="ListBullet"/>
-      </w:pPr>
-      <w:r>
-        <w:rPr>
-          <w:b/>
-        </w:rPr>
-        <w:t>Indicative price:</w:t>
-      </w:r>
-      <w:r>
-        <w:t xml:space="preserve"> £5,500–£8,000 per month (ESTIMATE); 4–6 founder days.</w:t>
-      </w:r>
-    </w:p>
-    <w:p>
-      <w:pPr>
-        <w:pStyle w:val="ListBullet"/>
-      </w:pPr>
-      <w:r>
-        <w:rPr>
-          <w:b/>
-        </w:rPr>
-        <w:t>Who it is for:</w:t>
-      </w:r>
-      <w:r>
-        <w:t xml:space="preserve"> scale-ups, private providers and NGOs (S1, S4, S5) that need senior capacity without a permanent hire.</w:t>
-      </w:r>
-    </w:p>
-    <w:p>
-      <w:pPr>
-        <w:pStyle w:val="ListBullet"/>
-      </w:pPr>
-      <w:r>
-        <w:rPr>
-          <w:b/>
-        </w:rPr>
-        <w:t>Outcomes:</w:t>
-      </w:r>
-      <w:r>
-        <w:t xml:space="preserve"> an executed roadmap rather than a report; organisational capability that outlasts the engagement.</w:t>
-      </w:r>
-    </w:p>
-    <w:p>
-      <w:pPr>
-        <w:pStyle w:val="ListBullet"/>
-      </w:pPr>
-      <w:r>
-        <w:rPr>
-          <w:b/>
-        </w:rPr>
-        <w:t>Proof required to sell:</w:t>
-      </w:r>
-      <w:r>
-        <w:t xml:space="preserve"> founder seniority and references (TO VALIDATE against the founder's CV).</w:t>
-      </w:r>
-    </w:p>
-    <w:p>
-      <w:pPr>
-        <w:pStyle w:val="Heading2"/>
-      </w:pPr>
-      <w:r>
-        <w:t>3. Vytalix Consulting — ten fixed-price packages</w:t>
-      </w:r>
-    </w:p>
-    <w:p>
-      <w:pPr>
-        <w:pStyle w:val="Heading3"/>
-      </w:pPr>
-      <w:r>
-        <w:t>C1 — Digital Health Discovery Sprint</w:t>
-      </w:r>
-    </w:p>
-    <w:p>
-      <w:pPr>
-        <w:pStyle w:val="ListBullet"/>
-      </w:pPr>
-      <w:r>
-        <w:rPr>
-          <w:b/>
-        </w:rPr>
-        <w:t>Scope:</w:t>
-      </w:r>
-      <w:r>
-        <w:t xml:space="preserve"> "We know we need digital but not what, for whom, or what it costs." Problem framing, 10–15 user and stakeholder interviews, option appraisal, a 90-day roadmap. No build.</w:t>
-      </w:r>
-    </w:p>
-    <w:p>
-      <w:pPr>
-        <w:pStyle w:val="ListBullet"/>
-      </w:pPr>
-      <w:r>
-        <w:rPr>
-          <w:b/>
-        </w:rPr>
-        <w:t>Deliverables:</w:t>
-      </w:r>
-      <w:r>
-        <w:t xml:space="preserve"> problem statement; interview synthesis; three-option appraisal with cost ranges; 90-day roadmap; a 45-minute readout.</w:t>
-      </w:r>
-    </w:p>
-    <w:p>
-      <w:pPr>
-        <w:pStyle w:val="ListBullet"/>
-      </w:pPr>
-      <w:r>
-        <w:rPr>
-          <w:b/>
-        </w:rPr>
-        <w:t>Duration:</w:t>
-      </w:r>
-      <w:r>
-        <w:t xml:space="preserve"> 2 weeks.</w:t>
-      </w:r>
-    </w:p>
-    <w:p>
-      <w:pPr>
-        <w:pStyle w:val="ListBullet"/>
-      </w:pPr>
-      <w:r>
-        <w:rPr>
-          <w:b/>
-        </w:rPr>
-        <w:t>Indicative price:</w:t>
-      </w:r>
-      <w:r>
-        <w:t xml:space="preserve"> £14,000 (ESTIMATE); 8 founder days + 2 associate days.</w:t>
-      </w:r>
-    </w:p>
-    <w:p>
-      <w:pPr>
-        <w:pStyle w:val="ListBullet"/>
-      </w:pPr>
-      <w:r>
-        <w:rPr>
-          <w:b/>
-        </w:rPr>
-        <w:t>Who it is for:</w:t>
-      </w:r>
-      <w:r>
-        <w:t xml:space="preserve"> private providers, NHS service lines, health-tech vendors (S1, S3).</w:t>
-      </w:r>
-    </w:p>
-    <w:p>
-      <w:pPr>
-        <w:pStyle w:val="ListBullet"/>
-      </w:pPr>
-      <w:r>
-        <w:rPr>
-          <w:b/>
-        </w:rPr>
-        <w:t>Outcomes:</w:t>
-      </w:r>
-      <w:r>
-        <w:t xml:space="preserve"> a decision on what to build, buy or stop, with a plan the organisation can fund.</w:t>
-      </w:r>
-    </w:p>
-    <w:p>
-      <w:pPr>
-        <w:pStyle w:val="Heading3"/>
-      </w:pPr>
-      <w:r>
-        <w:t>C2 — Business Case &amp; Funding Sprint</w:t>
-      </w:r>
-    </w:p>
-    <w:p>
-      <w:pPr>
-        <w:pStyle w:val="ListBullet"/>
-      </w:pPr>
-      <w:r>
-        <w:rPr>
-          <w:b/>
-        </w:rPr>
-        <w:t>Scope:</w:t>
-      </w:r>
-      <w:r>
-        <w:t xml:space="preserve"> a board-ready or HM Treasury Green Book-style five-case business case (strategic, economic, commercial, financial, management) with a benefits model and funding routes.</w:t>
-      </w:r>
-    </w:p>
-    <w:p>
-      <w:pPr>
-        <w:pStyle w:val="ListBullet"/>
-      </w:pPr>
-      <w:r>
-        <w:rPr>
-          <w:b/>
-        </w:rPr>
-        <w:t>Deliverables:</w:t>
-      </w:r>
-      <w:r>
-        <w:t xml:space="preserve"> business case document; benefits and cost model (spreadsheet); funding-route options; one revision round after board feedback.</w:t>
-      </w:r>
-    </w:p>
-    <w:p>
-      <w:pPr>
-        <w:pStyle w:val="ListBullet"/>
-      </w:pPr>
-      <w:r>
-        <w:rPr>
-          <w:b/>
-        </w:rPr>
-        <w:t>Duration:</w:t>
-      </w:r>
-      <w:r>
-        <w:t xml:space="preserve"> 3 weeks.</w:t>
-      </w:r>
-    </w:p>
-    <w:p>
-      <w:pPr>
-        <w:pStyle w:val="ListBullet"/>
-      </w:pPr>
-      <w:r>
-        <w:rPr>
-          <w:b/>
-        </w:rPr>
-        <w:t>Indicative price:</w:t>
-      </w:r>
-      <w:r>
-        <w:t xml:space="preserve"> £18,000 (ESTIMATE); 10 founder days.</w:t>
-      </w:r>
-    </w:p>
-    <w:p>
-      <w:pPr>
-        <w:pStyle w:val="ListBullet"/>
-      </w:pPr>
-      <w:r>
-        <w:rPr>
-          <w:b/>
-        </w:rPr>
-        <w:t>Who it is for:</w:t>
-      </w:r>
-      <w:r>
-        <w:t xml:space="preserve"> NHS programme leads, charities, NGOs (S3, S4).</w:t>
-      </w:r>
-    </w:p>
-    <w:p>
-      <w:pPr>
-        <w:pStyle w:val="ListBullet"/>
-      </w:pPr>
-      <w:r>
-        <w:rPr>
-          <w:b/>
-        </w:rPr>
-        <w:t>Outcomes:</w:t>
-      </w:r>
-      <w:r>
-        <w:t xml:space="preserve"> a case that can be submitted for internal approval, a grant or a donor.</w:t>
-      </w:r>
-    </w:p>
-    <w:p>
-      <w:pPr>
-        <w:pStyle w:val="Heading3"/>
-      </w:pPr>
-      <w:r>
-        <w:t>C3 — Digital Maternity Readiness Review</w:t>
-      </w:r>
-    </w:p>
-    <w:p>
-      <w:pPr>
-        <w:pStyle w:val="ListBullet"/>
-      </w:pPr>
-      <w:r>
-        <w:rPr>
-          <w:b/>
-        </w:rPr>
-        <w:t>Scope:</w:t>
-      </w:r>
-      <w:r>
-        <w:t xml:space="preserve"> for maternity units adopting digital records or responding to CNST Maternity Incentive Scheme data actions and CQC findings: current-state map, gap analysis against the Three Year Delivery Plan and MSDS requirements, prioritised plan. Not a clinical audit.</w:t>
-      </w:r>
-    </w:p>
-    <w:p>
-      <w:pPr>
-        <w:pStyle w:val="ListBullet"/>
-      </w:pPr>
-      <w:r>
-        <w:rPr>
-          <w:b/>
-        </w:rPr>
-        <w:t>Deliverables:</w:t>
-      </w:r>
-      <w:r>
-        <w:t xml:space="preserve"> current-state map; gap analysis; prioritised 12-month plan; leadership workshop.</w:t>
-      </w:r>
-    </w:p>
-    <w:p>
-      <w:pPr>
-        <w:pStyle w:val="ListBullet"/>
-      </w:pPr>
-      <w:r>
-        <w:rPr>
-          <w:b/>
-        </w:rPr>
-        <w:t>Duration:</w:t>
-      </w:r>
-      <w:r>
-        <w:t xml:space="preserve"> 4 weeks.</w:t>
-      </w:r>
-    </w:p>
-    <w:p>
-      <w:pPr>
-        <w:pStyle w:val="ListBullet"/>
-      </w:pPr>
-      <w:r>
-        <w:rPr>
-          <w:b/>
-        </w:rPr>
-        <w:t>Indicative price:</w:t>
-      </w:r>
-      <w:r>
-        <w:t xml:space="preserve"> £24,000 (ESTIMATE); 12 founder days.</w:t>
-      </w:r>
-    </w:p>
-    <w:p>
-      <w:pPr>
-        <w:pStyle w:val="ListBullet"/>
-      </w:pPr>
-      <w:r>
-        <w:rPr>
-          <w:b/>
-        </w:rPr>
-        <w:t>Who it is for:</w:t>
-      </w:r>
-      <w:r>
-        <w:t xml:space="preserve"> Heads of Midwifery, Maternity Digital Leads, Divisional Directors, private maternity units (S3).</w:t>
-      </w:r>
-    </w:p>
-    <w:p>
-      <w:pPr>
-        <w:pStyle w:val="ListBullet"/>
-      </w:pPr>
-      <w:r>
-        <w:rPr>
-          <w:b/>
-        </w:rPr>
-        <w:t>Outcomes:</w:t>
-      </w:r>
-      <w:r>
-        <w:t xml:space="preserve"> a defensible plan mapped to the standards the unit is already measured against.</w:t>
-      </w:r>
-    </w:p>
-    <w:p>
-      <w:pPr>
-        <w:pStyle w:val="ListBullet"/>
-      </w:pPr>
-      <w:r>
-        <w:rPr>
-          <w:b/>
-        </w:rPr>
-        <w:t>Proof required to sell:</w:t>
-      </w:r>
-      <w:r>
-        <w:t xml:space="preserve"> a clinical adviser (midwife or obstetrician) on the team — TO RECRUIT; not sold before then.</w:t>
-      </w:r>
-    </w:p>
-    <w:p>
-      <w:pPr>
-        <w:pStyle w:val="Heading3"/>
-      </w:pPr>
-      <w:r>
-        <w:t>C4 — UK Market-Entry Playbook for Health-Tech</w:t>
-      </w:r>
-    </w:p>
-    <w:p>
-      <w:pPr>
-        <w:pStyle w:val="ListBullet"/>
-      </w:pPr>
-      <w:r>
-        <w:rPr>
-          <w:b/>
-        </w:rPr>
-        <w:t>Scope:</w:t>
-      </w:r>
-      <w:r>
-        <w:t xml:space="preserve"> for non-UK health-tech companies wanting NHS customers: NHS structure brief, buyer map, assurance checklist (DTAC, DCB0129, DSPT, MHRA), pricing benchmarks, 12-month entry plan.</w:t>
-      </w:r>
-    </w:p>
-    <w:p>
-      <w:pPr>
-        <w:pStyle w:val="ListBullet"/>
-      </w:pPr>
-      <w:r>
-        <w:rPr>
-          <w:b/>
-        </w:rPr>
-        <w:t>Deliverables:</w:t>
-      </w:r>
-      <w:r>
-        <w:t xml:space="preserve"> playbook document; buyer map; assurance checklist; pricing benchmark note; 12-month plan; two working sessions.</w:t>
-      </w:r>
-    </w:p>
-    <w:p>
-      <w:pPr>
-        <w:pStyle w:val="ListBullet"/>
-      </w:pPr>
-      <w:r>
-        <w:rPr>
-          <w:b/>
-        </w:rPr>
-        <w:t>Duration:</w:t>
-      </w:r>
-      <w:r>
-        <w:t xml:space="preserve"> 4 weeks.</w:t>
-      </w:r>
-    </w:p>
-    <w:p>
-      <w:pPr>
-        <w:pStyle w:val="ListBullet"/>
-      </w:pPr>
-      <w:r>
-        <w:rPr>
-          <w:b/>
-        </w:rPr>
-        <w:t>Indicative price:</w:t>
-      </w:r>
-      <w:r>
-        <w:t xml:space="preserve"> £22,000 (ESTIMATE); 10 founder days.</w:t>
-      </w:r>
-    </w:p>
-    <w:p>
-      <w:pPr>
-        <w:pStyle w:val="ListBullet"/>
-      </w:pPr>
-      <w:r>
-        <w:rPr>
-          <w:b/>
-        </w:rPr>
-        <w:t>Who it is for:</w:t>
-      </w:r>
-      <w:r>
-        <w:t xml:space="preserve"> US, EU and African health-tech scale-ups (S1).</w:t>
-      </w:r>
-    </w:p>
-    <w:p>
-      <w:pPr>
-        <w:pStyle w:val="ListBullet"/>
-      </w:pPr>
-      <w:r>
-        <w:rPr>
-          <w:b/>
-        </w:rPr>
-        <w:t>Outcomes:</w:t>
-      </w:r>
-      <w:r>
-        <w:t xml:space="preserve"> the company knows who buys, what evidence they require and what it will cost to be ready.</w:t>
-      </w:r>
-    </w:p>
-    <w:p>
-      <w:pPr>
-        <w:pStyle w:val="ListBullet"/>
-      </w:pPr>
-      <w:r>
-        <w:rPr>
-          <w:b/>
-        </w:rPr>
-        <w:t>Proof required to sell:</w:t>
-      </w:r>
-      <w:r>
-        <w:t xml:space="preserve"> case examples and an NHS-experienced associate (TO ENGAGE on signed work).</w:t>
-      </w:r>
-    </w:p>
-    <w:p>
-      <w:pPr>
-        <w:pStyle w:val="Heading3"/>
-      </w:pPr>
-      <w:r>
-        <w:t>C5 — Africa Market-Entry &amp; Partner Scan</w:t>
-      </w:r>
-    </w:p>
-    <w:p>
-      <w:pPr>
-        <w:pStyle w:val="ListBullet"/>
-      </w:pPr>
-      <w:r>
-        <w:rPr>
-          <w:b/>
-        </w:rPr>
-        <w:t>Scope:</w:t>
-      </w:r>
-      <w:r>
-        <w:t xml:space="preserve"> for UK/EU vendors and NGOs entering Nigeria, Kenya or Ghana: country scorecard, regulatory brief (NDPA 2023, NAFDAC where relevant, NHIA/SHA), partner long-list, entry-model options.</w:t>
-      </w:r>
-    </w:p>
-    <w:p>
-      <w:pPr>
-        <w:pStyle w:val="ListBullet"/>
-      </w:pPr>
-      <w:r>
-        <w:rPr>
-          <w:b/>
-        </w:rPr>
-        <w:t>Deliverables:</w:t>
-      </w:r>
-      <w:r>
-        <w:t xml:space="preserve"> scorecard; regulatory brief; partner long-list (20+ organisations, public information only); entry-model options paper; readout.</w:t>
-      </w:r>
-    </w:p>
-    <w:p>
-      <w:pPr>
-        <w:pStyle w:val="ListBullet"/>
-      </w:pPr>
-      <w:r>
-        <w:rPr>
-          <w:b/>
-        </w:rPr>
-        <w:t>Duration:</w:t>
-      </w:r>
-      <w:r>
-        <w:t xml:space="preserve"> 4 weeks.</w:t>
-      </w:r>
-    </w:p>
-    <w:p>
-      <w:pPr>
-        <w:pStyle w:val="ListBullet"/>
-      </w:pPr>
-      <w:r>
-        <w:rPr>
-          <w:b/>
-        </w:rPr>
-        <w:t>Indicative price:</w:t>
-      </w:r>
-      <w:r>
-        <w:t xml:space="preserve"> £20,000 (ESTIMATE); 10 founder days.</w:t>
-      </w:r>
-    </w:p>
-    <w:p>
-      <w:pPr>
-        <w:pStyle w:val="ListBullet"/>
-      </w:pPr>
-      <w:r>
-        <w:rPr>
-          <w:b/>
-        </w:rPr>
-        <w:t>Who it is for:</w:t>
-      </w:r>
-      <w:r>
-        <w:t xml:space="preserve"> health-tech companies, NGOs, foundations (S1, S4).</w:t>
-      </w:r>
-    </w:p>
-    <w:p>
-      <w:pPr>
-        <w:pStyle w:val="ListBullet"/>
-      </w:pPr>
-      <w:r>
-        <w:rPr>
-          <w:b/>
-        </w:rPr>
-        <w:t>Outcomes:</w:t>
-      </w:r>
-      <w:r>
-        <w:t xml:space="preserve"> a ranked view of where and how to enter, and whom to talk to first.</w:t>
-      </w:r>
-    </w:p>
-    <w:p>
-      <w:pPr>
-        <w:pStyle w:val="ListBullet"/>
-      </w:pPr>
-      <w:r>
-        <w:rPr>
-          <w:b/>
-        </w:rPr>
-        <w:t>Proof required to sell:</w:t>
-      </w:r>
-      <w:r>
-        <w:t xml:space="preserve"> in-country associate network (TO BUILD); until then, scope is desk-based and priced accordingly.</w:t>
-      </w:r>
-    </w:p>
-    <w:p>
-      <w:pPr>
-        <w:pStyle w:val="Heading3"/>
-      </w:pPr>
-      <w:r>
-        <w:t>C6 — DTAC &amp; Evidence Readiness Sprint</w:t>
-      </w:r>
-    </w:p>
-    <w:p>
-      <w:pPr>
-        <w:pStyle w:val="ListBullet"/>
-      </w:pPr>
-      <w:r>
-        <w:rPr>
-          <w:b/>
-        </w:rPr>
-        <w:t>Scope:</w:t>
-      </w:r>
-      <w:r>
-        <w:t xml:space="preserve"> for vendors blocked by NHS assurance: DTAC self-assessment, clinical safety case skeleton (DCB0129), DSPT plan, NICE Evidence Standards Framework tier mapping. Not a substitute for the vendor's own Clinical Safety Officer sign-off.</w:t>
-      </w:r>
-    </w:p>
-    <w:p>
-      <w:pPr>
-        <w:pStyle w:val="ListBullet"/>
-      </w:pPr>
-      <w:r>
-        <w:rPr>
-          <w:b/>
-        </w:rPr>
-        <w:t>Deliverables:</w:t>
-      </w:r>
-      <w:r>
-        <w:t xml:space="preserve"> DTAC self-assessment with gap list; safety case skeleton and initial hazard log; DSPT action plan; evidence-tier mapping; 12-week readiness sequence.</w:t>
-      </w:r>
-    </w:p>
-    <w:p>
-      <w:pPr>
-        <w:pStyle w:val="ListBullet"/>
-      </w:pPr>
-      <w:r>
-        <w:rPr>
-          <w:b/>
-        </w:rPr>
-        <w:t>Duration:</w:t>
-      </w:r>
-      <w:r>
-        <w:t xml:space="preserve"> 3 weeks.</w:t>
-      </w:r>
-    </w:p>
-    <w:p>
-      <w:pPr>
-        <w:pStyle w:val="ListBullet"/>
-      </w:pPr>
-      <w:r>
-        <w:rPr>
-          <w:b/>
-        </w:rPr>
-        <w:t>Indicative price:</w:t>
-      </w:r>
-      <w:r>
-        <w:t xml:space="preserve"> £15,000 (ESTIMATE); 8 founder days.</w:t>
-      </w:r>
-    </w:p>
-    <w:p>
-      <w:pPr>
-        <w:pStyle w:val="ListBullet"/>
-      </w:pPr>
-      <w:r>
-        <w:rPr>
-          <w:b/>
-        </w:rPr>
-        <w:t>Who it is for:</w:t>
-      </w:r>
-      <w:r>
-        <w:t xml:space="preserve"> health-tech vendors (S1).</w:t>
-      </w:r>
-    </w:p>
-    <w:p>
-      <w:pPr>
-        <w:pStyle w:val="ListBullet"/>
-      </w:pPr>
-      <w:r>
-        <w:rPr>
-          <w:b/>
-        </w:rPr>
-        <w:t>Outcomes:</w:t>
-      </w:r>
-      <w:r>
-        <w:t xml:space="preserve"> the vendor can answer a buyer's DTAC questions with documents rather than promises.</w:t>
-      </w:r>
-    </w:p>
-    <w:p>
-      <w:pPr>
-        <w:pStyle w:val="ListBullet"/>
-      </w:pPr>
-      <w:r>
-        <w:rPr>
-          <w:b/>
-        </w:rPr>
-        <w:t>Proof required to sell:</w:t>
-      </w:r>
-      <w:r>
-        <w:t xml:space="preserve"> a contracted Clinical Safety Officer for the safety-case element (TO CONTRACT).</w:t>
-      </w:r>
-    </w:p>
-    <w:p>
-      <w:pPr>
-        <w:pStyle w:val="Heading3"/>
-      </w:pPr>
-      <w:r>
-        <w:t>C7 — Grant &amp; Investor Readiness Sprint</w:t>
-      </w:r>
-    </w:p>
-    <w:p>
-      <w:pPr>
-        <w:pStyle w:val="ListBullet"/>
-      </w:pPr>
-      <w:r>
-        <w:rPr>
-          <w:b/>
-        </w:rPr>
-        <w:t>Scope:</w:t>
-      </w:r>
-      <w:r>
-        <w:t xml:space="preserve"> for founders who need a fundable narrative and a grant pipeline: investor deck review and rewrite, financial-model sanity check, grant calendar (Innovate UK, NIHR, SBRI Healthcare and relevant foundations), three bid outlines.</w:t>
-      </w:r>
-    </w:p>
-    <w:p>
-      <w:pPr>
-        <w:pStyle w:val="ListBullet"/>
-      </w:pPr>
-      <w:r>
-        <w:rPr>
-          <w:b/>
-        </w:rPr>
-        <w:t>Deliverables:</w:t>
-      </w:r>
-      <w:r>
-        <w:t xml:space="preserve"> revised deck; model review note; grant calendar; three bid outlines; a mock pitch session.</w:t>
-      </w:r>
-    </w:p>
-    <w:p>
-      <w:pPr>
-        <w:pStyle w:val="ListBullet"/>
-      </w:pPr>
-      <w:r>
-        <w:rPr>
-          <w:b/>
-        </w:rPr>
-        <w:t>Duration:</w:t>
-      </w:r>
-      <w:r>
-        <w:t xml:space="preserve"> 2 weeks.</w:t>
-      </w:r>
-    </w:p>
-    <w:p>
-      <w:pPr>
-        <w:pStyle w:val="ListBullet"/>
-      </w:pPr>
-      <w:r>
-        <w:rPr>
-          <w:b/>
-        </w:rPr>
-        <w:t>Indicative price:</w:t>
-      </w:r>
-      <w:r>
-        <w:t xml:space="preserve"> £9,500 (ESTIMATE); 6 founder days.</w:t>
-      </w:r>
-    </w:p>
-    <w:p>
-      <w:pPr>
-        <w:pStyle w:val="ListBullet"/>
-      </w:pPr>
-      <w:r>
-        <w:rPr>
-          <w:b/>
-        </w:rPr>
-        <w:t>Who it is for:</w:t>
-      </w:r>
-      <w:r>
-        <w:t xml:space="preserve"> pre-seed and seed health-tech founders (S1).</w:t>
-      </w:r>
-    </w:p>
-    <w:p>
-      <w:pPr>
-        <w:pStyle w:val="ListBullet"/>
-      </w:pPr>
-      <w:r>
-        <w:rPr>
-          <w:b/>
-        </w:rPr>
-        <w:t>Outcomes:</w:t>
-      </w:r>
-      <w:r>
-        <w:t xml:space="preserve"> a deck and a bid plan the founder can use the following week; no funding outcome is promised.</w:t>
-      </w:r>
-    </w:p>
-    <w:p>
-      <w:pPr>
-        <w:pStyle w:val="Heading3"/>
-      </w:pPr>
-      <w:r>
-        <w:t>C8 — Health Inequalities &amp; Maternity Outcomes Review</w:t>
-      </w:r>
-    </w:p>
-    <w:p>
-      <w:pPr>
-        <w:pStyle w:val="ListBullet"/>
-      </w:pPr>
-      <w:r>
-        <w:rPr>
-          <w:b/>
-        </w:rPr>
-        <w:t>Scope:</w:t>
-      </w:r>
-      <w:r>
-        <w:t xml:space="preserve"> for trusts, ICBs and charities responding to MBRRACE-UK disparities, CQC or Ockenden-style findings: data review, a listening exercise with service users via community partners, an equity action plan and a measurement framework. Uses aggregate data only; no patient-level data is processed by Vytalix.</w:t>
-      </w:r>
-    </w:p>
-    <w:p>
-      <w:pPr>
-        <w:pStyle w:val="ListBullet"/>
-      </w:pPr>
-      <w:r>
-        <w:rPr>
-          <w:b/>
-        </w:rPr>
-        <w:t>Deliverables:</w:t>
-      </w:r>
-      <w:r>
-        <w:t xml:space="preserve"> data review; listening-exercise report; equity action plan; measurement framework; board presentation.</w:t>
-      </w:r>
-    </w:p>
-    <w:p>
-      <w:pPr>
-        <w:pStyle w:val="ListBullet"/>
-      </w:pPr>
-      <w:r>
-        <w:rPr>
-          <w:b/>
-        </w:rPr>
-        <w:t>Duration:</w:t>
-      </w:r>
-      <w:r>
-        <w:t xml:space="preserve"> 5 weeks.</w:t>
-      </w:r>
-    </w:p>
-    <w:p>
-      <w:pPr>
-        <w:pStyle w:val="ListBullet"/>
-      </w:pPr>
-      <w:r>
-        <w:rPr>
-          <w:b/>
-        </w:rPr>
-        <w:t>Indicative price:</w:t>
-      </w:r>
-      <w:r>
-        <w:t xml:space="preserve"> £28,000 (ESTIMATE); 14 founder days.</w:t>
-      </w:r>
-    </w:p>
-    <w:p>
-      <w:pPr>
-        <w:pStyle w:val="ListBullet"/>
-      </w:pPr>
-      <w:r>
-        <w:rPr>
-          <w:b/>
-        </w:rPr>
-        <w:t>Who it is for:</w:t>
-      </w:r>
-      <w:r>
-        <w:t xml:space="preserve"> trusts, ICBs, maternity charities (S3).</w:t>
-      </w:r>
-    </w:p>
-    <w:p>
-      <w:pPr>
-        <w:pStyle w:val="ListBullet"/>
-      </w:pPr>
-      <w:r>
-        <w:rPr>
-          <w:b/>
-        </w:rPr>
-        <w:t>Outcomes:</w:t>
-      </w:r>
-      <w:r>
-        <w:t xml:space="preserve"> an action plan grounded in what women and staff actually said, with measures the board can track.</w:t>
-      </w:r>
-    </w:p>
-    <w:p>
-      <w:pPr>
-        <w:pStyle w:val="ListBullet"/>
-      </w:pPr>
-      <w:r>
-        <w:rPr>
-          <w:b/>
-        </w:rPr>
-        <w:t>Proof required to sell:</w:t>
-      </w:r>
-      <w:r>
-        <w:t xml:space="preserve"> community-partner relationships (none claimed today; to be built with paid briefs).</w:t>
-      </w:r>
-    </w:p>
-    <w:p>
-      <w:pPr>
-        <w:pStyle w:val="Heading3"/>
-      </w:pPr>
-      <w:r>
-        <w:t>C9 — Programme Evaluation Lite</w:t>
-      </w:r>
-    </w:p>
-    <w:p>
-      <w:pPr>
-        <w:pStyle w:val="ListBullet"/>
-      </w:pPr>
-      <w:r>
-        <w:rPr>
-          <w:b/>
-        </w:rPr>
-        <w:t>Scope:</w:t>
-      </w:r>
-      <w:r>
-        <w:t xml:space="preserve"> for donors, NGOs and state programmes needing an evaluation of a digital-health programme: theory of change, indicators, mixed-methods review, report. Professional interviews and programme data only; not a clinical study.</w:t>
-      </w:r>
-    </w:p>
-    <w:p>
-      <w:pPr>
-        <w:pStyle w:val="ListBullet"/>
-      </w:pPr>
-      <w:r>
-        <w:rPr>
-          <w:b/>
-        </w:rPr>
-        <w:t>Deliverables:</w:t>
-      </w:r>
-      <w:r>
-        <w:t xml:space="preserve"> theory of change; indicator framework; evaluation report with limitations; recommendations; donor-ready summary.</w:t>
-      </w:r>
-    </w:p>
-    <w:p>
-      <w:pPr>
-        <w:pStyle w:val="ListBullet"/>
-      </w:pPr>
-      <w:r>
-        <w:rPr>
-          <w:b/>
-        </w:rPr>
-        <w:t>Duration:</w:t>
-      </w:r>
-      <w:r>
-        <w:t xml:space="preserve"> 6 weeks.</w:t>
-      </w:r>
-    </w:p>
-    <w:p>
-      <w:pPr>
-        <w:pStyle w:val="ListBullet"/>
-      </w:pPr>
-      <w:r>
-        <w:rPr>
-          <w:b/>
-        </w:rPr>
-        <w:t>Indicative price:</w:t>
-      </w:r>
-      <w:r>
-        <w:t xml:space="preserve"> £26,000 (ESTIMATE); ~12 founder days plus associate days.</w:t>
-      </w:r>
-    </w:p>
-    <w:p>
-      <w:pPr>
-        <w:pStyle w:val="ListBullet"/>
-      </w:pPr>
-      <w:r>
-        <w:rPr>
-          <w:b/>
-        </w:rPr>
-        <w:t>Who it is for:</w:t>
-      </w:r>
-      <w:r>
-        <w:t xml:space="preserve"> NGOs, foundations, state programmes (S4).</w:t>
-      </w:r>
-    </w:p>
-    <w:p>
-      <w:pPr>
-        <w:pStyle w:val="ListBullet"/>
-      </w:pPr>
-      <w:r>
-        <w:rPr>
-          <w:b/>
-        </w:rPr>
-        <w:t>Outcomes:</w:t>
-      </w:r>
-      <w:r>
-        <w:t xml:space="preserve"> an honest account of what the programme did and what to change; material for the next funding cycle.</w:t>
-      </w:r>
-    </w:p>
-    <w:p>
-      <w:pPr>
-        <w:pStyle w:val="ListBullet"/>
-      </w:pPr>
-      <w:r>
-        <w:rPr>
-          <w:b/>
-        </w:rPr>
-        <w:t>Proof required to sell:</w:t>
-      </w:r>
-      <w:r>
-        <w:t xml:space="preserve"> partnership with a university group for rigour where the client requires it (TO ESTABLISH).</w:t>
-      </w:r>
-    </w:p>
-    <w:p>
-      <w:pPr>
-        <w:pStyle w:val="Heading3"/>
-      </w:pPr>
-      <w:r>
-        <w:t>C10 — Corporate Workshop (one day)</w:t>
-      </w:r>
-    </w:p>
-    <w:p>
-      <w:pPr>
-        <w:pStyle w:val="ListBullet"/>
-      </w:pPr>
-      <w:r>
-        <w:rPr>
-          <w:b/>
-        </w:rPr>
-        <w:t>Scope:</w:t>
-      </w:r>
-      <w:r>
-        <w:t xml:space="preserve"> a facilitated one-day workshop for 15–25 people on a defined topic: digital maternity essentials, selling to the NHS, intended use and medical-device boundaries, safe use of AI in health operations, grant readiness.</w:t>
-      </w:r>
-    </w:p>
-    <w:p>
-      <w:pPr>
-        <w:pStyle w:val="ListBullet"/>
-      </w:pPr>
-      <w:r>
-        <w:rPr>
-          <w:b/>
-        </w:rPr>
-        <w:t>Deliverables:</w:t>
-      </w:r>
-      <w:r>
-        <w:t xml:space="preserve"> pre-workshop survey; materials; the session (on-site or virtual); a follow-up note with actions.</w:t>
-      </w:r>
-    </w:p>
-    <w:p>
-      <w:pPr>
-        <w:pStyle w:val="ListBullet"/>
-      </w:pPr>
-      <w:r>
-        <w:rPr>
-          <w:b/>
-        </w:rPr>
-        <w:t>Duration:</w:t>
-      </w:r>
-      <w:r>
-        <w:t xml:space="preserve"> 1 day (plus preparation).</w:t>
-      </w:r>
-    </w:p>
-    <w:p>
-      <w:pPr>
-        <w:pStyle w:val="ListBullet"/>
-      </w:pPr>
-      <w:r>
-        <w:rPr>
-          <w:b/>
-        </w:rPr>
-        <w:t>Indicative price:</w:t>
-      </w:r>
-      <w:r>
-        <w:t xml:space="preserve"> £4,000 (ESTIMATE; range £2,500–£6,000); 1.5 founder days. Cohort programmes £15k–£40k.</w:t>
-      </w:r>
-    </w:p>
-    <w:p>
-      <w:pPr>
-        <w:pStyle w:val="ListBullet"/>
-      </w:pPr>
-      <w:r>
-        <w:rPr>
-          <w:b/>
-        </w:rPr>
-        <w:t>Who it is for:</w:t>
-      </w:r>
-      <w:r>
-        <w:t xml:space="preserve"> NHS maternity and digital teams, private providers, NGOs, health-tech scale-ups (S3, S4, S5).</w:t>
-      </w:r>
-    </w:p>
-    <w:p>
-      <w:pPr>
-        <w:pStyle w:val="ListBullet"/>
-      </w:pPr>
-      <w:r>
-        <w:rPr>
-          <w:b/>
-        </w:rPr>
-        <w:t>Outcomes:</w:t>
-      </w:r>
-      <w:r>
-        <w:t xml:space="preserve"> a shared vocabulary and an action list; no accreditation or CPD points are claimed.</w:t>
-      </w:r>
-    </w:p>
-    <w:p>
-      <w:pPr>
-        <w:pStyle w:val="Heading3"/>
-      </w:pPr>
-      <w:r>
-        <w:t>Package selector</w:t>
-      </w:r>
-    </w:p>
-    <w:tbl>
-      <w:tblPr>
-        <w:tblStyle w:val="LightGrid-Accent1"/>
-        <w:tblW w:type="auto" w:w="0"/>
-        <w:tblLook w:firstColumn="1" w:firstRow="1" w:lastColumn="0" w:lastRow="0" w:noHBand="0" w:noVBand="1" w:val="04A0"/>
-      </w:tblPr>
-      <w:tblGrid>
-        <w:gridCol w:w="4824"/>
-        <w:gridCol w:w="4824"/>
-      </w:tblGrid>
-      <w:tr>
-        <w:tc>
-          <w:tcPr>
-            <w:tcW w:type="dxa" w:w="4824"/>
-          </w:tcPr>
-          <w:p>
-            <w:r>
-              <w:rPr>
-                <w:b/>
-                <w:sz w:val="17"/>
-              </w:rPr>
-            </w:r>
-            <w:r>
-              <w:rPr>
-                <w:b/>
-                <w:sz w:val="17"/>
-              </w:rPr>
-              <w:t>Client says</w:t>
-            </w:r>
-          </w:p>
-        </w:tc>
-        <w:tc>
-          <w:tcPr>
-            <w:tcW w:type="dxa" w:w="4824"/>
-          </w:tcPr>
-          <w:p>
-            <w:r>
-              <w:rPr>
-                <w:b/>
-                <w:sz w:val="17"/>
-              </w:rPr>
-            </w:r>
-            <w:r>
-              <w:rPr>
-                <w:b/>
-                <w:sz w:val="17"/>
-              </w:rPr>
-              <w:t>Start with</w:t>
-            </w:r>
-          </w:p>
-        </w:tc>
-      </w:tr>
-      <w:tr>
-        <w:tc>
-          <w:tcPr>
-            <w:tcW w:type="dxa" w:w="4824"/>
-          </w:tcPr>
-          <w:p>
-            <w:r>
-              <w:rPr>
-                <w:b w:val="0"/>
-                <w:sz w:val="17"/>
-              </w:rPr>
-            </w:r>
-            <w:r>
-              <w:rPr>
-                <w:b w:val="0"/>
-                <w:sz w:val="17"/>
-              </w:rPr>
-              <w:t>"We don't know what to build"</w:t>
-            </w:r>
-          </w:p>
-        </w:tc>
-        <w:tc>
-          <w:tcPr>
-            <w:tcW w:type="dxa" w:w="4824"/>
-          </w:tcPr>
-          <w:p>
-            <w:r>
-              <w:rPr>
-                <w:b w:val="0"/>
-                <w:sz w:val="17"/>
-              </w:rPr>
-            </w:r>
-            <w:r>
-              <w:rPr>
-                <w:b w:val="0"/>
-                <w:sz w:val="17"/>
-              </w:rPr>
-              <w:t>C1</w:t>
-            </w:r>
-          </w:p>
-        </w:tc>
-      </w:tr>
-      <w:tr>
-        <w:tc>
-          <w:tcPr>
-            <w:tcW w:type="dxa" w:w="4824"/>
-          </w:tcPr>
-          <w:p>
-            <w:r>
-              <w:rPr>
-                <w:b w:val="0"/>
-                <w:sz w:val="17"/>
-              </w:rPr>
-            </w:r>
-            <w:r>
-              <w:rPr>
-                <w:b w:val="0"/>
-                <w:sz w:val="17"/>
-              </w:rPr>
-              <w:t>"We need approval or funding for a programme"</w:t>
-            </w:r>
-          </w:p>
-        </w:tc>
-        <w:tc>
-          <w:tcPr>
-            <w:tcW w:type="dxa" w:w="4824"/>
-          </w:tcPr>
-          <w:p>
-            <w:r>
-              <w:rPr>
-                <w:b w:val="0"/>
-                <w:sz w:val="17"/>
-              </w:rPr>
-            </w:r>
-            <w:r>
-              <w:rPr>
-                <w:b w:val="0"/>
-                <w:sz w:val="17"/>
-              </w:rPr>
-              <w:t>C2, C7</w:t>
-            </w:r>
-          </w:p>
-        </w:tc>
-      </w:tr>
-      <w:tr>
-        <w:tc>
-          <w:tcPr>
-            <w:tcW w:type="dxa" w:w="4824"/>
-          </w:tcPr>
-          <w:p>
-            <w:r>
-              <w:rPr>
-                <w:b w:val="0"/>
-                <w:sz w:val="17"/>
-              </w:rPr>
-            </w:r>
-            <w:r>
-              <w:rPr>
-                <w:b w:val="0"/>
-                <w:sz w:val="17"/>
-              </w:rPr>
-              <w:t>"Our maternity unit must respond to a standard or a finding"</w:t>
-            </w:r>
-          </w:p>
-        </w:tc>
-        <w:tc>
-          <w:tcPr>
-            <w:tcW w:type="dxa" w:w="4824"/>
-          </w:tcPr>
-          <w:p>
-            <w:r>
-              <w:rPr>
-                <w:b w:val="0"/>
-                <w:sz w:val="17"/>
-              </w:rPr>
-            </w:r>
-            <w:r>
-              <w:rPr>
-                <w:b w:val="0"/>
-                <w:sz w:val="17"/>
-              </w:rPr>
-              <w:t>C3, C8</w:t>
-            </w:r>
-          </w:p>
-        </w:tc>
-      </w:tr>
-      <w:tr>
-        <w:tc>
-          <w:tcPr>
-            <w:tcW w:type="dxa" w:w="4824"/>
-          </w:tcPr>
-          <w:p>
-            <w:r>
-              <w:rPr>
-                <w:b w:val="0"/>
-                <w:sz w:val="17"/>
-              </w:rPr>
-            </w:r>
-            <w:r>
-              <w:rPr>
-                <w:b w:val="0"/>
-                <w:sz w:val="17"/>
-              </w:rPr>
-              <w:t>"We want NHS customers and don't know how"</w:t>
-            </w:r>
-          </w:p>
-        </w:tc>
-        <w:tc>
-          <w:tcPr>
-            <w:tcW w:type="dxa" w:w="4824"/>
-          </w:tcPr>
-          <w:p>
-            <w:r>
-              <w:rPr>
-                <w:b w:val="0"/>
-                <w:sz w:val="17"/>
-              </w:rPr>
-            </w:r>
-            <w:r>
-              <w:rPr>
-                <w:b w:val="0"/>
-                <w:sz w:val="17"/>
-              </w:rPr>
-              <w:t>C4, then C6</w:t>
-            </w:r>
-          </w:p>
-        </w:tc>
-      </w:tr>
-      <w:tr>
-        <w:tc>
-          <w:tcPr>
-            <w:tcW w:type="dxa" w:w="4824"/>
-          </w:tcPr>
-          <w:p>
-            <w:r>
-              <w:rPr>
-                <w:b w:val="0"/>
-                <w:sz w:val="17"/>
-              </w:rPr>
-            </w:r>
-            <w:r>
-              <w:rPr>
-                <w:b w:val="0"/>
-                <w:sz w:val="17"/>
-              </w:rPr>
-              <w:t>"We want to enter Nigeria / Kenya / Ghana"</w:t>
-            </w:r>
-          </w:p>
-        </w:tc>
-        <w:tc>
-          <w:tcPr>
-            <w:tcW w:type="dxa" w:w="4824"/>
-          </w:tcPr>
-          <w:p>
-            <w:r>
-              <w:rPr>
-                <w:b w:val="0"/>
-                <w:sz w:val="17"/>
-              </w:rPr>
-            </w:r>
-            <w:r>
-              <w:rPr>
-                <w:b w:val="0"/>
-                <w:sz w:val="17"/>
-              </w:rPr>
-              <w:t>C5</w:t>
-            </w:r>
-          </w:p>
-        </w:tc>
-      </w:tr>
-      <w:tr>
-        <w:tc>
-          <w:tcPr>
-            <w:tcW w:type="dxa" w:w="4824"/>
-          </w:tcPr>
-          <w:p>
-            <w:r>
-              <w:rPr>
-                <w:b w:val="0"/>
-                <w:sz w:val="17"/>
-              </w:rPr>
-            </w:r>
-            <w:r>
-              <w:rPr>
-                <w:b w:val="0"/>
-                <w:sz w:val="17"/>
-              </w:rPr>
-              <w:t>"A buyer asked us about DTAC"</w:t>
-            </w:r>
-          </w:p>
-        </w:tc>
-        <w:tc>
-          <w:tcPr>
-            <w:tcW w:type="dxa" w:w="4824"/>
-          </w:tcPr>
-          <w:p>
-            <w:r>
-              <w:rPr>
-                <w:b w:val="0"/>
-                <w:sz w:val="17"/>
-              </w:rPr>
-            </w:r>
-            <w:r>
-              <w:rPr>
-                <w:b w:val="0"/>
-                <w:sz w:val="17"/>
-              </w:rPr>
-              <w:t>C6</w:t>
-            </w:r>
-          </w:p>
-        </w:tc>
-      </w:tr>
-      <w:tr>
-        <w:tc>
-          <w:tcPr>
-            <w:tcW w:type="dxa" w:w="4824"/>
-          </w:tcPr>
-          <w:p>
-            <w:r>
-              <w:rPr>
-                <w:b w:val="0"/>
-                <w:sz w:val="17"/>
-              </w:rPr>
-            </w:r>
-            <w:r>
-              <w:rPr>
-                <w:b w:val="0"/>
-                <w:sz w:val="17"/>
-              </w:rPr>
-              <w:t>"A donor wants to know whether our programme worked"</w:t>
-            </w:r>
-          </w:p>
-        </w:tc>
-        <w:tc>
-          <w:tcPr>
-            <w:tcW w:type="dxa" w:w="4824"/>
-          </w:tcPr>
-          <w:p>
-            <w:r>
-              <w:rPr>
-                <w:b w:val="0"/>
-                <w:sz w:val="17"/>
-              </w:rPr>
-            </w:r>
-            <w:r>
-              <w:rPr>
-                <w:b w:val="0"/>
-                <w:sz w:val="17"/>
-              </w:rPr>
-              <w:t>C9</w:t>
-            </w:r>
-          </w:p>
-        </w:tc>
-      </w:tr>
-      <w:tr>
-        <w:tc>
-          <w:tcPr>
-            <w:tcW w:type="dxa" w:w="4824"/>
-          </w:tcPr>
-          <w:p>
-            <w:r>
-              <w:rPr>
-                <w:b w:val="0"/>
-                <w:sz w:val="17"/>
-              </w:rPr>
-            </w:r>
-            <w:r>
-              <w:rPr>
-                <w:b w:val="0"/>
-                <w:sz w:val="17"/>
-              </w:rPr>
-              <w:t>"We need senior capacity for six months"</w:t>
-            </w:r>
-          </w:p>
-        </w:tc>
-        <w:tc>
-          <w:tcPr>
-            <w:tcW w:type="dxa" w:w="4824"/>
-          </w:tcPr>
-          <w:p>
-            <w:r>
-              <w:rPr>
-                <w:b w:val="0"/>
-                <w:sz w:val="17"/>
-              </w:rPr>
-            </w:r>
-            <w:r>
-              <w:rPr>
-                <w:b w:val="0"/>
-                <w:sz w:val="17"/>
-              </w:rPr>
-              <w:t>A3</w:t>
-            </w:r>
-          </w:p>
-        </w:tc>
-      </w:tr>
-      <w:tr>
-        <w:tc>
-          <w:tcPr>
-            <w:tcW w:type="dxa" w:w="4824"/>
-          </w:tcPr>
-          <w:p>
-            <w:r>
-              <w:rPr>
-                <w:b w:val="0"/>
-                <w:sz w:val="17"/>
-              </w:rPr>
-            </w:r>
-            <w:r>
-              <w:rPr>
-                <w:b w:val="0"/>
-                <w:sz w:val="17"/>
-              </w:rPr>
-              <w:t>"We need a sounding board"</w:t>
-            </w:r>
-          </w:p>
-        </w:tc>
-        <w:tc>
-          <w:tcPr>
-            <w:tcW w:type="dxa" w:w="4824"/>
-          </w:tcPr>
-          <w:p>
-            <w:r>
-              <w:rPr>
-                <w:b w:val="0"/>
-                <w:sz w:val="17"/>
-              </w:rPr>
-            </w:r>
-            <w:r>
-              <w:rPr>
-                <w:b w:val="0"/>
-                <w:sz w:val="17"/>
-              </w:rPr>
-              <w:t>A1, A2</w:t>
-            </w:r>
-          </w:p>
-        </w:tc>
-      </w:tr>
-    </w:tbl>
-    <w:p/>
-    <w:p>
-      <w:pPr>
-        <w:pStyle w:val="Heading2"/>
-      </w:pPr>
-      <w:r>
-        <w:t>4. Vytalix E-Learning (from month 9, ESTIMATE; register interest now)</w:t>
-      </w:r>
-    </w:p>
-    <w:p>
-      <w:r>
-        <w:t>No accreditation is held or claimed. Language: "designed to support continuing professional development"; "certificate of completion" only. Clinical content will have a named clinical author and reviewer, a review date and a disclaimer that it does not replace local guidance (</w:t>
-      </w:r>
-      <w:r>
-        <w:rPr>
-          <w:rFonts w:ascii="Consolas" w:hAnsi="Consolas"/>
-          <w:sz w:val="18"/>
-        </w:rPr>
-        <w:t>/docs/01_BUSINESS_MODEL.md</w:t>
-      </w:r>
-      <w:r>
-        <w:t xml:space="preserve"> §6.3).</w:t>
+        <w:t>Advisory — advice by the day or by the month</w:t>
       </w:r>
     </w:p>
     <w:tbl>
@@ -2298,7 +151,7 @@
                 <w:b/>
                 <w:sz w:val="17"/>
               </w:rPr>
-              <w:t>Product</w:t>
+              <w:t>Package</w:t>
             </w:r>
           </w:p>
         </w:tc>
@@ -2318,47 +171,7 @@
                 <w:b/>
                 <w:sz w:val="17"/>
               </w:rPr>
-              <w:t>Scope</w:t>
-            </w:r>
-          </w:p>
-        </w:tc>
-        <w:tc>
-          <w:tcPr>
-            <w:tcW w:type="dxa" w:w="1608"/>
-          </w:tcPr>
-          <w:p>
-            <w:r>
-              <w:rPr>
-                <w:b/>
-                <w:sz w:val="17"/>
-              </w:rPr>
-            </w:r>
-            <w:r>
-              <w:rPr>
-                <w:b/>
-                <w:sz w:val="17"/>
-              </w:rPr>
-              <w:t>Format and duration</w:t>
-            </w:r>
-          </w:p>
-        </w:tc>
-        <w:tc>
-          <w:tcPr>
-            <w:tcW w:type="dxa" w:w="1608"/>
-          </w:tcPr>
-          <w:p>
-            <w:r>
-              <w:rPr>
-                <w:b/>
-                <w:sz w:val="17"/>
-              </w:rPr>
-            </w:r>
-            <w:r>
-              <w:rPr>
-                <w:b/>
-                <w:sz w:val="17"/>
-              </w:rPr>
-              <w:t>Indicative price (ESTIMATE)</w:t>
+              <w:t>What it is</w:t>
             </w:r>
           </w:p>
         </w:tc>
@@ -2398,7 +211,47 @@
                 <w:b/>
                 <w:sz w:val="17"/>
               </w:rPr>
-              <w:t>Outcome</w:t>
+              <w:t>What you get</w:t>
+            </w:r>
+          </w:p>
+        </w:tc>
+        <w:tc>
+          <w:tcPr>
+            <w:tcW w:type="dxa" w:w="1608"/>
+          </w:tcPr>
+          <w:p>
+            <w:r>
+              <w:rPr>
+                <w:b/>
+                <w:sz w:val="17"/>
+              </w:rPr>
+            </w:r>
+            <w:r>
+              <w:rPr>
+                <w:b/>
+                <w:sz w:val="17"/>
+              </w:rPr>
+              <w:t>How long</w:t>
+            </w:r>
+          </w:p>
+        </w:tc>
+        <w:tc>
+          <w:tcPr>
+            <w:tcW w:type="dxa" w:w="1608"/>
+          </w:tcPr>
+          <w:p>
+            <w:r>
+              <w:rPr>
+                <w:b/>
+                <w:sz w:val="17"/>
+              </w:rPr>
+            </w:r>
+            <w:r>
+              <w:rPr>
+                <w:b/>
+                <w:sz w:val="17"/>
+              </w:rPr>
+              <w:t>Cost (estimate)</w:t>
             </w:r>
           </w:p>
         </w:tc>
@@ -2420,14 +273,7 @@
                 <w:b/>
                 <w:sz w:val="17"/>
               </w:rPr>
-              <w:t>E1 Health-Tech Commercialisation in the NHS</w:t>
-            </w:r>
-            <w:r>
-              <w:rPr>
-                <w:b w:val="0"/>
-                <w:sz w:val="17"/>
-              </w:rPr>
-              <w:t xml:space="preserve"> (course 2; first to launch)</w:t>
+              <w:t>A1 Advisory day</w:t>
             </w:r>
           </w:p>
         </w:tc>
@@ -2447,7 +293,7 @@
                 <w:b w:val="0"/>
                 <w:sz w:val="17"/>
               </w:rPr>
-              <w:t>NHS structure, buyers, DTAC, procurement routes, pricing, evidence</w:t>
+              <w:t>A day of senior time on your problem</w:t>
             </w:r>
           </w:p>
         </w:tc>
@@ -2467,7 +313,7 @@
                 <w:b w:val="0"/>
                 <w:sz w:val="17"/>
               </w:rPr>
-              <w:t>Self-paced, 3–6 hours, quizzes, templates</w:t>
+              <w:t>Anyone with a decision to make</w:t>
             </w:r>
           </w:p>
         </w:tc>
@@ -2487,7 +333,7 @@
                 <w:b w:val="0"/>
                 <w:sz w:val="17"/>
               </w:rPr>
-              <w:t>£49–£299 UK; £10–£40 regional</w:t>
+              <w:t>A working session and a short written note of what we agreed</w:t>
             </w:r>
           </w:p>
         </w:tc>
@@ -2507,7 +353,7 @@
                 <w:b w:val="0"/>
                 <w:sz w:val="17"/>
               </w:rPr>
-              <w:t>Founders, product and commercial leads (S1, S6)</w:t>
+              <w:t>1 day</w:t>
             </w:r>
           </w:p>
         </w:tc>
@@ -2527,7 +373,7 @@
                 <w:b w:val="0"/>
                 <w:sz w:val="17"/>
               </w:rPr>
-              <w:t>A 12-month NHS entry plan the learner drafts during the course</w:t>
+              <w:t>£1,200–£1,800 per day</w:t>
             </w:r>
           </w:p>
         </w:tc>
@@ -2549,14 +395,7 @@
                 <w:b/>
                 <w:sz w:val="17"/>
               </w:rPr>
-              <w:t>E2 Grants and Investor Readiness for Health-Tech Founders</w:t>
-            </w:r>
-            <w:r>
-              <w:rPr>
-                <w:b w:val="0"/>
-                <w:sz w:val="17"/>
-              </w:rPr>
-              <w:t xml:space="preserve"> (course 4; launches with E1)</w:t>
+              <w:t>A2 Advisory retainer</w:t>
             </w:r>
           </w:p>
         </w:tc>
@@ -2576,7 +415,7 @@
                 <w:b w:val="0"/>
                 <w:sz w:val="17"/>
               </w:rPr>
-              <w:t>Grant landscape, bid structure, investor narrative, model hygiene</w:t>
+              <w:t>Two days a month, plus answers to questions in between</w:t>
             </w:r>
           </w:p>
         </w:tc>
@@ -2596,7 +435,7 @@
                 <w:b w:val="0"/>
                 <w:sz w:val="17"/>
               </w:rPr>
-              <w:t>Self-paced, 3–6 hours</w:t>
+              <w:t>Health-tech founders, small providers, charities</w:t>
             </w:r>
           </w:p>
         </w:tc>
@@ -2616,7 +455,7 @@
                 <w:b w:val="0"/>
                 <w:sz w:val="17"/>
               </w:rPr>
-              <w:t>£49–£299 UK; £10–£40 regional</w:t>
+              <w:t>Monthly sessions, review of your papers, introductions where we can help</w:t>
             </w:r>
           </w:p>
         </w:tc>
@@ -2636,7 +475,7 @@
                 <w:b w:val="0"/>
                 <w:sz w:val="17"/>
               </w:rPr>
-              <w:t>Founders (S1, S6)</w:t>
+              <w:t>3 months minimum</w:t>
             </w:r>
           </w:p>
         </w:tc>
@@ -2656,7 +495,7 @@
                 <w:b w:val="0"/>
                 <w:sz w:val="17"/>
               </w:rPr>
-              <w:t>A grant calendar and a bid outline</w:t>
+              <w:t>£4,000 per month</w:t>
             </w:r>
           </w:p>
         </w:tc>
@@ -2678,14 +517,7 @@
                 <w:b/>
                 <w:sz w:val="17"/>
               </w:rPr>
-              <w:t>E3 Digital Maternity Essentials for Midwives and Maternity Teams</w:t>
-            </w:r>
-            <w:r>
-              <w:rPr>
-                <w:b w:val="0"/>
-                <w:sz w:val="17"/>
-              </w:rPr>
-              <w:t xml:space="preserve"> (course 1; months 12–15, needs clinical co-author)</w:t>
+              <w:t>A3 Part-time strategy director</w:t>
             </w:r>
           </w:p>
         </w:tc>
@@ -2705,7 +537,7 @@
                 <w:b w:val="0"/>
                 <w:sz w:val="17"/>
               </w:rPr>
-              <w:t>Digital records, communication tools, safeguarding online, data protection basics</w:t>
+              <w:t>A senior person inside your team without hiring one</w:t>
             </w:r>
           </w:p>
         </w:tc>
@@ -2725,7 +557,7 @@
                 <w:b w:val="0"/>
                 <w:sz w:val="17"/>
               </w:rPr>
-              <w:t>Self-paced, 3–6 hours</w:t>
+              <w:t>A scale-up or provider with no senior digital lead</w:t>
             </w:r>
           </w:p>
         </w:tc>
@@ -2745,7 +577,7 @@
                 <w:b w:val="0"/>
                 <w:sz w:val="17"/>
               </w:rPr>
-              <w:t>£49–£149 UK; £10–£40 regional</w:t>
+              <w:t>Four to six days a month, embedded in your team</w:t>
             </w:r>
           </w:p>
         </w:tc>
@@ -2765,7 +597,7 @@
                 <w:b w:val="0"/>
                 <w:sz w:val="17"/>
               </w:rPr>
-              <w:t>Midwives, maternity support workers, students (S6)</w:t>
+              <w:t>6 months</w:t>
             </w:r>
           </w:p>
         </w:tc>
@@ -2785,7 +617,153 @@
                 <w:b w:val="0"/>
                 <w:sz w:val="17"/>
               </w:rPr>
-              <w:t>Confident, safe use of digital tools in the unit; no clinical guidance replaced</w:t>
+              <w:t>£5,500–£8,000 per month</w:t>
+            </w:r>
+          </w:p>
+        </w:tc>
+      </w:tr>
+    </w:tbl>
+    <w:p/>
+    <w:p>
+      <w:pPr>
+        <w:pStyle w:val="Heading2"/>
+      </w:pPr>
+      <w:r>
+        <w:t>Consulting — fixed-price projects</w:t>
+      </w:r>
+    </w:p>
+    <w:tbl>
+      <w:tblPr>
+        <w:tblStyle w:val="LightGrid-Accent1"/>
+        <w:tblW w:type="auto" w:w="0"/>
+        <w:tblLook w:firstColumn="1" w:firstRow="1" w:lastColumn="0" w:lastRow="0" w:noHBand="0" w:noVBand="1" w:val="04A0"/>
+      </w:tblPr>
+      <w:tblGrid>
+        <w:gridCol w:w="1608"/>
+        <w:gridCol w:w="1608"/>
+        <w:gridCol w:w="1608"/>
+        <w:gridCol w:w="1608"/>
+        <w:gridCol w:w="1608"/>
+        <w:gridCol w:w="1608"/>
+      </w:tblGrid>
+      <w:tr>
+        <w:tc>
+          <w:tcPr>
+            <w:tcW w:type="dxa" w:w="1608"/>
+          </w:tcPr>
+          <w:p>
+            <w:r>
+              <w:rPr>
+                <w:b/>
+                <w:sz w:val="17"/>
+              </w:rPr>
+            </w:r>
+            <w:r>
+              <w:rPr>
+                <w:b/>
+                <w:sz w:val="17"/>
+              </w:rPr>
+              <w:t>Package</w:t>
+            </w:r>
+          </w:p>
+        </w:tc>
+        <w:tc>
+          <w:tcPr>
+            <w:tcW w:type="dxa" w:w="1608"/>
+          </w:tcPr>
+          <w:p>
+            <w:r>
+              <w:rPr>
+                <w:b/>
+                <w:sz w:val="17"/>
+              </w:rPr>
+            </w:r>
+            <w:r>
+              <w:rPr>
+                <w:b/>
+                <w:sz w:val="17"/>
+              </w:rPr>
+              <w:t>What it is</w:t>
+            </w:r>
+          </w:p>
+        </w:tc>
+        <w:tc>
+          <w:tcPr>
+            <w:tcW w:type="dxa" w:w="1608"/>
+          </w:tcPr>
+          <w:p>
+            <w:r>
+              <w:rPr>
+                <w:b/>
+                <w:sz w:val="17"/>
+              </w:rPr>
+            </w:r>
+            <w:r>
+              <w:rPr>
+                <w:b/>
+                <w:sz w:val="17"/>
+              </w:rPr>
+              <w:t>Who it is for</w:t>
+            </w:r>
+          </w:p>
+        </w:tc>
+        <w:tc>
+          <w:tcPr>
+            <w:tcW w:type="dxa" w:w="1608"/>
+          </w:tcPr>
+          <w:p>
+            <w:r>
+              <w:rPr>
+                <w:b/>
+                <w:sz w:val="17"/>
+              </w:rPr>
+            </w:r>
+            <w:r>
+              <w:rPr>
+                <w:b/>
+                <w:sz w:val="17"/>
+              </w:rPr>
+              <w:t>What you get</w:t>
+            </w:r>
+          </w:p>
+        </w:tc>
+        <w:tc>
+          <w:tcPr>
+            <w:tcW w:type="dxa" w:w="1608"/>
+          </w:tcPr>
+          <w:p>
+            <w:r>
+              <w:rPr>
+                <w:b/>
+                <w:sz w:val="17"/>
+              </w:rPr>
+            </w:r>
+            <w:r>
+              <w:rPr>
+                <w:b/>
+                <w:sz w:val="17"/>
+              </w:rPr>
+              <w:t>How long</w:t>
+            </w:r>
+          </w:p>
+        </w:tc>
+        <w:tc>
+          <w:tcPr>
+            <w:tcW w:type="dxa" w:w="1608"/>
+          </w:tcPr>
+          <w:p>
+            <w:r>
+              <w:rPr>
+                <w:b/>
+                <w:sz w:val="17"/>
+              </w:rPr>
+            </w:r>
+            <w:r>
+              <w:rPr>
+                <w:b/>
+                <w:sz w:val="17"/>
+              </w:rPr>
+              <w:t>Cost (estimate)</w:t>
             </w:r>
           </w:p>
         </w:tc>
@@ -2807,14 +785,7 @@
                 <w:b/>
                 <w:sz w:val="17"/>
               </w:rPr>
-              <w:t>E4 Care Coordination in Low-Resource Maternal Health Settings</w:t>
-            </w:r>
-            <w:r>
-              <w:rPr>
-                <w:b w:val="0"/>
-                <w:sz w:val="17"/>
-              </w:rPr>
-              <w:t xml:space="preserve"> (course 3; months 12–15, needs clinical co-author)</w:t>
+              <w:t>C1 Discovery sprint</w:t>
             </w:r>
           </w:p>
         </w:tc>
@@ -2834,7 +805,7 @@
                 <w:b w:val="0"/>
                 <w:sz w:val="17"/>
               </w:rPr>
-              <w:t>Contact schedules, referral coordination, SMS programmes, defaulter tracing, data for donors</w:t>
+              <w:t>Works out what to build, for whom, and what it would cost</w:t>
             </w:r>
           </w:p>
         </w:tc>
@@ -2854,7 +825,7 @@
                 <w:b w:val="0"/>
                 <w:sz w:val="17"/>
               </w:rPr>
-              <w:t>Self-paced, 3–6 hours, audio-first variants</w:t>
+              <w:t>"We know we need something digital, but not what"</w:t>
             </w:r>
           </w:p>
         </w:tc>
@@ -2874,7 +845,7 @@
                 <w:b w:val="0"/>
                 <w:sz w:val="17"/>
               </w:rPr>
-              <w:t>£10–£40 regional; £49–£149 UK</w:t>
+              <w:t>10 to 15 interviews, options with costs, a 90-day plan</w:t>
             </w:r>
           </w:p>
         </w:tc>
@@ -2894,7 +865,7 @@
                 <w:b w:val="0"/>
                 <w:sz w:val="17"/>
               </w:rPr>
-              <w:t>CHEWs, nurse-midwives, programme officers (S4, S6)</w:t>
+              <w:t>2 weeks</w:t>
             </w:r>
           </w:p>
         </w:tc>
@@ -2914,7 +885,7 @@
                 <w:b w:val="0"/>
                 <w:sz w:val="17"/>
               </w:rPr>
-              <w:t>Practical tools the learner can apply in their programme</w:t>
+              <w:t>£14,000</w:t>
             </w:r>
           </w:p>
         </w:tc>
@@ -2936,7 +907,7 @@
                 <w:b/>
                 <w:sz w:val="17"/>
               </w:rPr>
-              <w:t>Subscription library</w:t>
+              <w:t>C2 Business case and funding</w:t>
             </w:r>
           </w:p>
         </w:tc>
@@ -2956,7 +927,7 @@
                 <w:b w:val="0"/>
                 <w:sz w:val="17"/>
               </w:rPr>
-              <w:t>All courses, monthly live clinic, community</w:t>
+              <w:t>A board-ready case for money, written the way public bodies expect</w:t>
             </w:r>
           </w:p>
         </w:tc>
@@ -2976,7 +947,7 @@
                 <w:b w:val="0"/>
                 <w:sz w:val="17"/>
               </w:rPr>
-              <w:t>Monthly / annual</w:t>
+              <w:t>NHS programme leads, charities, non-profits</w:t>
             </w:r>
           </w:p>
         </w:tc>
@@ -2996,7 +967,1582 @@
                 <w:b w:val="0"/>
                 <w:sz w:val="17"/>
               </w:rPr>
-              <w:t>£19/month; £190/year</w:t>
+              <w:t>A five-part case (strategy, economics, commercial, money, management), a benefits model, funding routes</w:t>
+            </w:r>
+          </w:p>
+        </w:tc>
+        <w:tc>
+          <w:tcPr>
+            <w:tcW w:type="dxa" w:w="1608"/>
+          </w:tcPr>
+          <w:p>
+            <w:r>
+              <w:rPr>
+                <w:b w:val="0"/>
+                <w:sz w:val="17"/>
+              </w:rPr>
+            </w:r>
+            <w:r>
+              <w:rPr>
+                <w:b w:val="0"/>
+                <w:sz w:val="17"/>
+              </w:rPr>
+              <w:t>3 weeks</w:t>
+            </w:r>
+          </w:p>
+        </w:tc>
+        <w:tc>
+          <w:tcPr>
+            <w:tcW w:type="dxa" w:w="1608"/>
+          </w:tcPr>
+          <w:p>
+            <w:r>
+              <w:rPr>
+                <w:b w:val="0"/>
+                <w:sz w:val="17"/>
+              </w:rPr>
+            </w:r>
+            <w:r>
+              <w:rPr>
+                <w:b w:val="0"/>
+                <w:sz w:val="17"/>
+              </w:rPr>
+              <w:t>£18,000</w:t>
+            </w:r>
+          </w:p>
+        </w:tc>
+      </w:tr>
+      <w:tr>
+        <w:tc>
+          <w:tcPr>
+            <w:tcW w:type="dxa" w:w="1608"/>
+          </w:tcPr>
+          <w:p>
+            <w:r>
+              <w:rPr>
+                <w:b w:val="0"/>
+                <w:sz w:val="17"/>
+              </w:rPr>
+            </w:r>
+            <w:r>
+              <w:rPr>
+                <w:b/>
+                <w:sz w:val="17"/>
+              </w:rPr>
+              <w:t>C3 Maternity digital readiness review</w:t>
+            </w:r>
+          </w:p>
+        </w:tc>
+        <w:tc>
+          <w:tcPr>
+            <w:tcW w:type="dxa" w:w="1608"/>
+          </w:tcPr>
+          <w:p>
+            <w:r>
+              <w:rPr>
+                <w:b w:val="0"/>
+                <w:sz w:val="17"/>
+              </w:rPr>
+            </w:r>
+            <w:r>
+              <w:rPr>
+                <w:b w:val="0"/>
+                <w:sz w:val="17"/>
+              </w:rPr>
+              <w:t>An honest look at how ready a maternity unit is to use digital tools</w:t>
+            </w:r>
+          </w:p>
+        </w:tc>
+        <w:tc>
+          <w:tcPr>
+            <w:tcW w:type="dxa" w:w="1608"/>
+          </w:tcPr>
+          <w:p>
+            <w:r>
+              <w:rPr>
+                <w:b w:val="0"/>
+                <w:sz w:val="17"/>
+              </w:rPr>
+            </w:r>
+            <w:r>
+              <w:rPr>
+                <w:b w:val="0"/>
+                <w:sz w:val="17"/>
+              </w:rPr>
+              <w:t>Heads of midwifery, maternity digital leads</w:t>
+            </w:r>
+          </w:p>
+        </w:tc>
+        <w:tc>
+          <w:tcPr>
+            <w:tcW w:type="dxa" w:w="1608"/>
+          </w:tcPr>
+          <w:p>
+            <w:r>
+              <w:rPr>
+                <w:b w:val="0"/>
+                <w:sz w:val="17"/>
+              </w:rPr>
+            </w:r>
+            <w:r>
+              <w:rPr>
+                <w:b w:val="0"/>
+                <w:sz w:val="17"/>
+              </w:rPr>
+              <w:t>A map of what you have now, the gaps against national maternity standards, a ranked plan</w:t>
+            </w:r>
+          </w:p>
+        </w:tc>
+        <w:tc>
+          <w:tcPr>
+            <w:tcW w:type="dxa" w:w="1608"/>
+          </w:tcPr>
+          <w:p>
+            <w:r>
+              <w:rPr>
+                <w:b w:val="0"/>
+                <w:sz w:val="17"/>
+              </w:rPr>
+            </w:r>
+            <w:r>
+              <w:rPr>
+                <w:b w:val="0"/>
+                <w:sz w:val="17"/>
+              </w:rPr>
+              <w:t>4 weeks</w:t>
+            </w:r>
+          </w:p>
+        </w:tc>
+        <w:tc>
+          <w:tcPr>
+            <w:tcW w:type="dxa" w:w="1608"/>
+          </w:tcPr>
+          <w:p>
+            <w:r>
+              <w:rPr>
+                <w:b w:val="0"/>
+                <w:sz w:val="17"/>
+              </w:rPr>
+            </w:r>
+            <w:r>
+              <w:rPr>
+                <w:b w:val="0"/>
+                <w:sz w:val="17"/>
+              </w:rPr>
+              <w:t>£24,000</w:t>
+            </w:r>
+          </w:p>
+        </w:tc>
+      </w:tr>
+      <w:tr>
+        <w:tc>
+          <w:tcPr>
+            <w:tcW w:type="dxa" w:w="1608"/>
+          </w:tcPr>
+          <w:p>
+            <w:r>
+              <w:rPr>
+                <w:b w:val="0"/>
+                <w:sz w:val="17"/>
+              </w:rPr>
+            </w:r>
+            <w:r>
+              <w:rPr>
+                <w:b/>
+                <w:sz w:val="17"/>
+              </w:rPr>
+              <w:t>C4 UK market-entry plan</w:t>
+            </w:r>
+          </w:p>
+        </w:tc>
+        <w:tc>
+          <w:tcPr>
+            <w:tcW w:type="dxa" w:w="1608"/>
+          </w:tcPr>
+          <w:p>
+            <w:r>
+              <w:rPr>
+                <w:b w:val="0"/>
+                <w:sz w:val="17"/>
+              </w:rPr>
+            </w:r>
+            <w:r>
+              <w:rPr>
+                <w:b w:val="0"/>
+                <w:sz w:val="17"/>
+              </w:rPr>
+              <w:t>How to sell health technology into the NHS without wasting a year</w:t>
+            </w:r>
+          </w:p>
+        </w:tc>
+        <w:tc>
+          <w:tcPr>
+            <w:tcW w:type="dxa" w:w="1608"/>
+          </w:tcPr>
+          <w:p>
+            <w:r>
+              <w:rPr>
+                <w:b w:val="0"/>
+                <w:sz w:val="17"/>
+              </w:rPr>
+            </w:r>
+            <w:r>
+              <w:rPr>
+                <w:b w:val="0"/>
+                <w:sz w:val="17"/>
+              </w:rPr>
+              <w:t>Non-UK health-tech companies</w:t>
+            </w:r>
+          </w:p>
+        </w:tc>
+        <w:tc>
+          <w:tcPr>
+            <w:tcW w:type="dxa" w:w="1608"/>
+          </w:tcPr>
+          <w:p>
+            <w:r>
+              <w:rPr>
+                <w:b w:val="0"/>
+                <w:sz w:val="17"/>
+              </w:rPr>
+            </w:r>
+            <w:r>
+              <w:rPr>
+                <w:b w:val="0"/>
+                <w:sz w:val="17"/>
+              </w:rPr>
+              <w:t>How the NHS buys, who the buyers are, the checks you must pass, price benchmarks, a 12-month plan</w:t>
+            </w:r>
+          </w:p>
+        </w:tc>
+        <w:tc>
+          <w:tcPr>
+            <w:tcW w:type="dxa" w:w="1608"/>
+          </w:tcPr>
+          <w:p>
+            <w:r>
+              <w:rPr>
+                <w:b w:val="0"/>
+                <w:sz w:val="17"/>
+              </w:rPr>
+            </w:r>
+            <w:r>
+              <w:rPr>
+                <w:b w:val="0"/>
+                <w:sz w:val="17"/>
+              </w:rPr>
+              <w:t>4 weeks</w:t>
+            </w:r>
+          </w:p>
+        </w:tc>
+        <w:tc>
+          <w:tcPr>
+            <w:tcW w:type="dxa" w:w="1608"/>
+          </w:tcPr>
+          <w:p>
+            <w:r>
+              <w:rPr>
+                <w:b w:val="0"/>
+                <w:sz w:val="17"/>
+              </w:rPr>
+            </w:r>
+            <w:r>
+              <w:rPr>
+                <w:b w:val="0"/>
+                <w:sz w:val="17"/>
+              </w:rPr>
+              <w:t>£22,000</w:t>
+            </w:r>
+          </w:p>
+        </w:tc>
+      </w:tr>
+      <w:tr>
+        <w:tc>
+          <w:tcPr>
+            <w:tcW w:type="dxa" w:w="1608"/>
+          </w:tcPr>
+          <w:p>
+            <w:r>
+              <w:rPr>
+                <w:b w:val="0"/>
+                <w:sz w:val="17"/>
+              </w:rPr>
+            </w:r>
+            <w:r>
+              <w:rPr>
+                <w:b/>
+                <w:sz w:val="17"/>
+              </w:rPr>
+              <w:t>C5 Africa market and partner scan</w:t>
+            </w:r>
+          </w:p>
+        </w:tc>
+        <w:tc>
+          <w:tcPr>
+            <w:tcW w:type="dxa" w:w="1608"/>
+          </w:tcPr>
+          <w:p>
+            <w:r>
+              <w:rPr>
+                <w:b w:val="0"/>
+                <w:sz w:val="17"/>
+              </w:rPr>
+            </w:r>
+            <w:r>
+              <w:rPr>
+                <w:b w:val="0"/>
+                <w:sz w:val="17"/>
+              </w:rPr>
+              <w:t>Which African market to enter, and with whom</w:t>
+            </w:r>
+          </w:p>
+        </w:tc>
+        <w:tc>
+          <w:tcPr>
+            <w:tcW w:type="dxa" w:w="1608"/>
+          </w:tcPr>
+          <w:p>
+            <w:r>
+              <w:rPr>
+                <w:b w:val="0"/>
+                <w:sz w:val="17"/>
+              </w:rPr>
+            </w:r>
+            <w:r>
+              <w:rPr>
+                <w:b w:val="0"/>
+                <w:sz w:val="17"/>
+              </w:rPr>
+              <w:t>UK and European health-tech firms, charities, foundations</w:t>
+            </w:r>
+          </w:p>
+        </w:tc>
+        <w:tc>
+          <w:tcPr>
+            <w:tcW w:type="dxa" w:w="1608"/>
+          </w:tcPr>
+          <w:p>
+            <w:r>
+              <w:rPr>
+                <w:b w:val="0"/>
+                <w:sz w:val="17"/>
+              </w:rPr>
+            </w:r>
+            <w:r>
+              <w:rPr>
+                <w:b w:val="0"/>
+                <w:sz w:val="17"/>
+              </w:rPr>
+              <w:t>Country scorecard, the rules you must follow, a partner long-list, entry options</w:t>
+            </w:r>
+          </w:p>
+        </w:tc>
+        <w:tc>
+          <w:tcPr>
+            <w:tcW w:type="dxa" w:w="1608"/>
+          </w:tcPr>
+          <w:p>
+            <w:r>
+              <w:rPr>
+                <w:b w:val="0"/>
+                <w:sz w:val="17"/>
+              </w:rPr>
+            </w:r>
+            <w:r>
+              <w:rPr>
+                <w:b w:val="0"/>
+                <w:sz w:val="17"/>
+              </w:rPr>
+              <w:t>4 weeks</w:t>
+            </w:r>
+          </w:p>
+        </w:tc>
+        <w:tc>
+          <w:tcPr>
+            <w:tcW w:type="dxa" w:w="1608"/>
+          </w:tcPr>
+          <w:p>
+            <w:r>
+              <w:rPr>
+                <w:b w:val="0"/>
+                <w:sz w:val="17"/>
+              </w:rPr>
+            </w:r>
+            <w:r>
+              <w:rPr>
+                <w:b w:val="0"/>
+                <w:sz w:val="17"/>
+              </w:rPr>
+              <w:t>£20,000</w:t>
+            </w:r>
+          </w:p>
+        </w:tc>
+      </w:tr>
+      <w:tr>
+        <w:tc>
+          <w:tcPr>
+            <w:tcW w:type="dxa" w:w="1608"/>
+          </w:tcPr>
+          <w:p>
+            <w:r>
+              <w:rPr>
+                <w:b w:val="0"/>
+                <w:sz w:val="17"/>
+              </w:rPr>
+            </w:r>
+            <w:r>
+              <w:rPr>
+                <w:b/>
+                <w:sz w:val="17"/>
+              </w:rPr>
+              <w:t>C6 DTAC and evidence readiness</w:t>
+            </w:r>
+          </w:p>
+        </w:tc>
+        <w:tc>
+          <w:tcPr>
+            <w:tcW w:type="dxa" w:w="1608"/>
+          </w:tcPr>
+          <w:p>
+            <w:r>
+              <w:rPr>
+                <w:b w:val="0"/>
+                <w:sz w:val="17"/>
+              </w:rPr>
+            </w:r>
+            <w:r>
+              <w:rPr>
+                <w:b w:val="0"/>
+                <w:sz w:val="17"/>
+              </w:rPr>
+              <w:t>Gets you past the NHS gate</w:t>
+            </w:r>
+          </w:p>
+        </w:tc>
+        <w:tc>
+          <w:tcPr>
+            <w:tcW w:type="dxa" w:w="1608"/>
+          </w:tcPr>
+          <w:p>
+            <w:r>
+              <w:rPr>
+                <w:b w:val="0"/>
+                <w:sz w:val="17"/>
+              </w:rPr>
+            </w:r>
+            <w:r>
+              <w:rPr>
+                <w:b w:val="0"/>
+                <w:sz w:val="17"/>
+              </w:rPr>
+              <w:t>Health-tech companies blocked by NHS paperwork</w:t>
+            </w:r>
+          </w:p>
+        </w:tc>
+        <w:tc>
+          <w:tcPr>
+            <w:tcW w:type="dxa" w:w="1608"/>
+          </w:tcPr>
+          <w:p>
+            <w:r>
+              <w:rPr>
+                <w:b w:val="0"/>
+                <w:sz w:val="17"/>
+              </w:rPr>
+            </w:r>
+            <w:r>
+              <w:rPr>
+                <w:b w:val="0"/>
+                <w:sz w:val="17"/>
+              </w:rPr>
+              <w:t>A completed DTAC self-assessment (the NHS checklist a digital product must pass before a hospital can buy it), a clinical safety outline, a data-security plan, an evidence map</w:t>
+            </w:r>
+          </w:p>
+        </w:tc>
+        <w:tc>
+          <w:tcPr>
+            <w:tcW w:type="dxa" w:w="1608"/>
+          </w:tcPr>
+          <w:p>
+            <w:r>
+              <w:rPr>
+                <w:b w:val="0"/>
+                <w:sz w:val="17"/>
+              </w:rPr>
+            </w:r>
+            <w:r>
+              <w:rPr>
+                <w:b w:val="0"/>
+                <w:sz w:val="17"/>
+              </w:rPr>
+              <w:t>3 weeks</w:t>
+            </w:r>
+          </w:p>
+        </w:tc>
+        <w:tc>
+          <w:tcPr>
+            <w:tcW w:type="dxa" w:w="1608"/>
+          </w:tcPr>
+          <w:p>
+            <w:r>
+              <w:rPr>
+                <w:b w:val="0"/>
+                <w:sz w:val="17"/>
+              </w:rPr>
+            </w:r>
+            <w:r>
+              <w:rPr>
+                <w:b w:val="0"/>
+                <w:sz w:val="17"/>
+              </w:rPr>
+              <w:t>£15,000</w:t>
+            </w:r>
+          </w:p>
+        </w:tc>
+      </w:tr>
+      <w:tr>
+        <w:tc>
+          <w:tcPr>
+            <w:tcW w:type="dxa" w:w="1608"/>
+          </w:tcPr>
+          <w:p>
+            <w:r>
+              <w:rPr>
+                <w:b w:val="0"/>
+                <w:sz w:val="17"/>
+              </w:rPr>
+            </w:r>
+            <w:r>
+              <w:rPr>
+                <w:b/>
+                <w:sz w:val="17"/>
+              </w:rPr>
+              <w:t>C7 Grant and investor readiness</w:t>
+            </w:r>
+          </w:p>
+        </w:tc>
+        <w:tc>
+          <w:tcPr>
+            <w:tcW w:type="dxa" w:w="1608"/>
+          </w:tcPr>
+          <w:p>
+            <w:r>
+              <w:rPr>
+                <w:b w:val="0"/>
+                <w:sz w:val="17"/>
+              </w:rPr>
+            </w:r>
+            <w:r>
+              <w:rPr>
+                <w:b w:val="0"/>
+                <w:sz w:val="17"/>
+              </w:rPr>
+              <w:t>Makes your story and your numbers stand up</w:t>
+            </w:r>
+          </w:p>
+        </w:tc>
+        <w:tc>
+          <w:tcPr>
+            <w:tcW w:type="dxa" w:w="1608"/>
+          </w:tcPr>
+          <w:p>
+            <w:r>
+              <w:rPr>
+                <w:b w:val="0"/>
+                <w:sz w:val="17"/>
+              </w:rPr>
+            </w:r>
+            <w:r>
+              <w:rPr>
+                <w:b w:val="0"/>
+                <w:sz w:val="17"/>
+              </w:rPr>
+              <w:t>Founders raising money or applying for grants</w:t>
+            </w:r>
+          </w:p>
+        </w:tc>
+        <w:tc>
+          <w:tcPr>
+            <w:tcW w:type="dxa" w:w="1608"/>
+          </w:tcPr>
+          <w:p>
+            <w:r>
+              <w:rPr>
+                <w:b w:val="0"/>
+                <w:sz w:val="17"/>
+              </w:rPr>
+            </w:r>
+            <w:r>
+              <w:rPr>
+                <w:b w:val="0"/>
+                <w:sz w:val="17"/>
+              </w:rPr>
+              <w:t>Deck rewritten, financial model checked, a grant calendar, three bid outlines</w:t>
+            </w:r>
+          </w:p>
+        </w:tc>
+        <w:tc>
+          <w:tcPr>
+            <w:tcW w:type="dxa" w:w="1608"/>
+          </w:tcPr>
+          <w:p>
+            <w:r>
+              <w:rPr>
+                <w:b w:val="0"/>
+                <w:sz w:val="17"/>
+              </w:rPr>
+            </w:r>
+            <w:r>
+              <w:rPr>
+                <w:b w:val="0"/>
+                <w:sz w:val="17"/>
+              </w:rPr>
+              <w:t>2 weeks</w:t>
+            </w:r>
+          </w:p>
+        </w:tc>
+        <w:tc>
+          <w:tcPr>
+            <w:tcW w:type="dxa" w:w="1608"/>
+          </w:tcPr>
+          <w:p>
+            <w:r>
+              <w:rPr>
+                <w:b w:val="0"/>
+                <w:sz w:val="17"/>
+              </w:rPr>
+            </w:r>
+            <w:r>
+              <w:rPr>
+                <w:b w:val="0"/>
+                <w:sz w:val="17"/>
+              </w:rPr>
+              <w:t>£9,500</w:t>
+            </w:r>
+          </w:p>
+        </w:tc>
+      </w:tr>
+      <w:tr>
+        <w:tc>
+          <w:tcPr>
+            <w:tcW w:type="dxa" w:w="1608"/>
+          </w:tcPr>
+          <w:p>
+            <w:r>
+              <w:rPr>
+                <w:b w:val="0"/>
+                <w:sz w:val="17"/>
+              </w:rPr>
+            </w:r>
+            <w:r>
+              <w:rPr>
+                <w:b/>
+                <w:sz w:val="17"/>
+              </w:rPr>
+              <w:t>C8 Health inequalities and maternity outcomes review</w:t>
+            </w:r>
+          </w:p>
+        </w:tc>
+        <w:tc>
+          <w:tcPr>
+            <w:tcW w:type="dxa" w:w="1608"/>
+          </w:tcPr>
+          <w:p>
+            <w:r>
+              <w:rPr>
+                <w:b w:val="0"/>
+                <w:sz w:val="17"/>
+              </w:rPr>
+            </w:r>
+            <w:r>
+              <w:rPr>
+                <w:b w:val="0"/>
+                <w:sz w:val="17"/>
+              </w:rPr>
+              <w:t>Why outcomes differ between groups of women, and what to do</w:t>
+            </w:r>
+          </w:p>
+        </w:tc>
+        <w:tc>
+          <w:tcPr>
+            <w:tcW w:type="dxa" w:w="1608"/>
+          </w:tcPr>
+          <w:p>
+            <w:r>
+              <w:rPr>
+                <w:b w:val="0"/>
+                <w:sz w:val="17"/>
+              </w:rPr>
+            </w:r>
+            <w:r>
+              <w:rPr>
+                <w:b w:val="0"/>
+                <w:sz w:val="17"/>
+              </w:rPr>
+              <w:t>Trusts, local health boards, maternity charities</w:t>
+            </w:r>
+          </w:p>
+        </w:tc>
+        <w:tc>
+          <w:tcPr>
+            <w:tcW w:type="dxa" w:w="1608"/>
+          </w:tcPr>
+          <w:p>
+            <w:r>
+              <w:rPr>
+                <w:b w:val="0"/>
+                <w:sz w:val="17"/>
+              </w:rPr>
+            </w:r>
+            <w:r>
+              <w:rPr>
+                <w:b w:val="0"/>
+                <w:sz w:val="17"/>
+              </w:rPr>
+              <w:t>Data review, listening sessions with women via community partners, an action plan, a way to measure progress</w:t>
+            </w:r>
+          </w:p>
+        </w:tc>
+        <w:tc>
+          <w:tcPr>
+            <w:tcW w:type="dxa" w:w="1608"/>
+          </w:tcPr>
+          <w:p>
+            <w:r>
+              <w:rPr>
+                <w:b w:val="0"/>
+                <w:sz w:val="17"/>
+              </w:rPr>
+            </w:r>
+            <w:r>
+              <w:rPr>
+                <w:b w:val="0"/>
+                <w:sz w:val="17"/>
+              </w:rPr>
+              <w:t>5 weeks</w:t>
+            </w:r>
+          </w:p>
+        </w:tc>
+        <w:tc>
+          <w:tcPr>
+            <w:tcW w:type="dxa" w:w="1608"/>
+          </w:tcPr>
+          <w:p>
+            <w:r>
+              <w:rPr>
+                <w:b w:val="0"/>
+                <w:sz w:val="17"/>
+              </w:rPr>
+            </w:r>
+            <w:r>
+              <w:rPr>
+                <w:b w:val="0"/>
+                <w:sz w:val="17"/>
+              </w:rPr>
+              <w:t>£28,000</w:t>
+            </w:r>
+          </w:p>
+        </w:tc>
+      </w:tr>
+      <w:tr>
+        <w:tc>
+          <w:tcPr>
+            <w:tcW w:type="dxa" w:w="1608"/>
+          </w:tcPr>
+          <w:p>
+            <w:r>
+              <w:rPr>
+                <w:b w:val="0"/>
+                <w:sz w:val="17"/>
+              </w:rPr>
+            </w:r>
+            <w:r>
+              <w:rPr>
+                <w:b/>
+                <w:sz w:val="17"/>
+              </w:rPr>
+              <w:t>C9 Programme evaluation</w:t>
+            </w:r>
+          </w:p>
+        </w:tc>
+        <w:tc>
+          <w:tcPr>
+            <w:tcW w:type="dxa" w:w="1608"/>
+          </w:tcPr>
+          <w:p>
+            <w:r>
+              <w:rPr>
+                <w:b w:val="0"/>
+                <w:sz w:val="17"/>
+              </w:rPr>
+            </w:r>
+            <w:r>
+              <w:rPr>
+                <w:b w:val="0"/>
+                <w:sz w:val="17"/>
+              </w:rPr>
+              <w:t>Did the programme work, and how do you know</w:t>
+            </w:r>
+          </w:p>
+        </w:tc>
+        <w:tc>
+          <w:tcPr>
+            <w:tcW w:type="dxa" w:w="1608"/>
+          </w:tcPr>
+          <w:p>
+            <w:r>
+              <w:rPr>
+                <w:b w:val="0"/>
+                <w:sz w:val="17"/>
+              </w:rPr>
+            </w:r>
+            <w:r>
+              <w:rPr>
+                <w:b w:val="0"/>
+                <w:sz w:val="17"/>
+              </w:rPr>
+              <w:t>Charities, foundations, state health programmes</w:t>
+            </w:r>
+          </w:p>
+        </w:tc>
+        <w:tc>
+          <w:tcPr>
+            <w:tcW w:type="dxa" w:w="1608"/>
+          </w:tcPr>
+          <w:p>
+            <w:r>
+              <w:rPr>
+                <w:b w:val="0"/>
+                <w:sz w:val="17"/>
+              </w:rPr>
+            </w:r>
+            <w:r>
+              <w:rPr>
+                <w:b w:val="0"/>
+                <w:sz w:val="17"/>
+              </w:rPr>
+              <w:t>A theory of change, indicators, a mixed-methods review, a written report</w:t>
+            </w:r>
+          </w:p>
+        </w:tc>
+        <w:tc>
+          <w:tcPr>
+            <w:tcW w:type="dxa" w:w="1608"/>
+          </w:tcPr>
+          <w:p>
+            <w:r>
+              <w:rPr>
+                <w:b w:val="0"/>
+                <w:sz w:val="17"/>
+              </w:rPr>
+            </w:r>
+            <w:r>
+              <w:rPr>
+                <w:b w:val="0"/>
+                <w:sz w:val="17"/>
+              </w:rPr>
+              <w:t>6 weeks</w:t>
+            </w:r>
+          </w:p>
+        </w:tc>
+        <w:tc>
+          <w:tcPr>
+            <w:tcW w:type="dxa" w:w="1608"/>
+          </w:tcPr>
+          <w:p>
+            <w:r>
+              <w:rPr>
+                <w:b w:val="0"/>
+                <w:sz w:val="17"/>
+              </w:rPr>
+            </w:r>
+            <w:r>
+              <w:rPr>
+                <w:b w:val="0"/>
+                <w:sz w:val="17"/>
+              </w:rPr>
+              <w:t>£26,000</w:t>
+            </w:r>
+          </w:p>
+        </w:tc>
+      </w:tr>
+    </w:tbl>
+    <w:p/>
+    <w:p>
+      <w:r>
+        <w:t>If you need two of these, ask. We will quote them together and take 10% off the second.</w:t>
+      </w:r>
+    </w:p>
+    <w:p>
+      <w:pPr>
+        <w:pStyle w:val="Heading2"/>
+      </w:pPr>
+      <w:r>
+        <w:t>Training — workshops and courses</w:t>
+      </w:r>
+    </w:p>
+    <w:tbl>
+      <w:tblPr>
+        <w:tblStyle w:val="LightGrid-Accent1"/>
+        <w:tblW w:type="auto" w:w="0"/>
+        <w:tblLook w:firstColumn="1" w:firstRow="1" w:lastColumn="0" w:lastRow="0" w:noHBand="0" w:noVBand="1" w:val="04A0"/>
+      </w:tblPr>
+      <w:tblGrid>
+        <w:gridCol w:w="1608"/>
+        <w:gridCol w:w="1608"/>
+        <w:gridCol w:w="1608"/>
+        <w:gridCol w:w="1608"/>
+        <w:gridCol w:w="1608"/>
+        <w:gridCol w:w="1608"/>
+      </w:tblGrid>
+      <w:tr>
+        <w:tc>
+          <w:tcPr>
+            <w:tcW w:type="dxa" w:w="1608"/>
+          </w:tcPr>
+          <w:p>
+            <w:r>
+              <w:rPr>
+                <w:b/>
+                <w:sz w:val="17"/>
+              </w:rPr>
+            </w:r>
+            <w:r>
+              <w:rPr>
+                <w:b/>
+                <w:sz w:val="17"/>
+              </w:rPr>
+              <w:t>Package</w:t>
+            </w:r>
+          </w:p>
+        </w:tc>
+        <w:tc>
+          <w:tcPr>
+            <w:tcW w:type="dxa" w:w="1608"/>
+          </w:tcPr>
+          <w:p>
+            <w:r>
+              <w:rPr>
+                <w:b/>
+                <w:sz w:val="17"/>
+              </w:rPr>
+            </w:r>
+            <w:r>
+              <w:rPr>
+                <w:b/>
+                <w:sz w:val="17"/>
+              </w:rPr>
+              <w:t>What it is</w:t>
+            </w:r>
+          </w:p>
+        </w:tc>
+        <w:tc>
+          <w:tcPr>
+            <w:tcW w:type="dxa" w:w="1608"/>
+          </w:tcPr>
+          <w:p>
+            <w:r>
+              <w:rPr>
+                <w:b/>
+                <w:sz w:val="17"/>
+              </w:rPr>
+            </w:r>
+            <w:r>
+              <w:rPr>
+                <w:b/>
+                <w:sz w:val="17"/>
+              </w:rPr>
+              <w:t>Who it is for</w:t>
+            </w:r>
+          </w:p>
+        </w:tc>
+        <w:tc>
+          <w:tcPr>
+            <w:tcW w:type="dxa" w:w="1608"/>
+          </w:tcPr>
+          <w:p>
+            <w:r>
+              <w:rPr>
+                <w:b/>
+                <w:sz w:val="17"/>
+              </w:rPr>
+            </w:r>
+            <w:r>
+              <w:rPr>
+                <w:b/>
+                <w:sz w:val="17"/>
+              </w:rPr>
+              <w:t>What you get</w:t>
+            </w:r>
+          </w:p>
+        </w:tc>
+        <w:tc>
+          <w:tcPr>
+            <w:tcW w:type="dxa" w:w="1608"/>
+          </w:tcPr>
+          <w:p>
+            <w:r>
+              <w:rPr>
+                <w:b/>
+                <w:sz w:val="17"/>
+              </w:rPr>
+            </w:r>
+            <w:r>
+              <w:rPr>
+                <w:b/>
+                <w:sz w:val="17"/>
+              </w:rPr>
+              <w:t>How long</w:t>
+            </w:r>
+          </w:p>
+        </w:tc>
+        <w:tc>
+          <w:tcPr>
+            <w:tcW w:type="dxa" w:w="1608"/>
+          </w:tcPr>
+          <w:p>
+            <w:r>
+              <w:rPr>
+                <w:b/>
+                <w:sz w:val="17"/>
+              </w:rPr>
+            </w:r>
+            <w:r>
+              <w:rPr>
+                <w:b/>
+                <w:sz w:val="17"/>
+              </w:rPr>
+              <w:t>Cost (estimate)</w:t>
+            </w:r>
+          </w:p>
+        </w:tc>
+      </w:tr>
+      <w:tr>
+        <w:tc>
+          <w:tcPr>
+            <w:tcW w:type="dxa" w:w="1608"/>
+          </w:tcPr>
+          <w:p>
+            <w:r>
+              <w:rPr>
+                <w:b w:val="0"/>
+                <w:sz w:val="17"/>
+              </w:rPr>
+            </w:r>
+            <w:r>
+              <w:rPr>
+                <w:b/>
+                <w:sz w:val="17"/>
+              </w:rPr>
+              <w:t>T1 Workshop</w:t>
+            </w:r>
+          </w:p>
+        </w:tc>
+        <w:tc>
+          <w:tcPr>
+            <w:tcW w:type="dxa" w:w="1608"/>
+          </w:tcPr>
+          <w:p>
+            <w:r>
+              <w:rPr>
+                <w:b w:val="0"/>
+                <w:sz w:val="17"/>
+              </w:rPr>
+            </w:r>
+            <w:r>
+              <w:rPr>
+                <w:b w:val="0"/>
+                <w:sz w:val="17"/>
+              </w:rPr>
+              <w:t>A practical day on digital health, care coordination or safe use of AI</w:t>
+            </w:r>
+          </w:p>
+        </w:tc>
+        <w:tc>
+          <w:tcPr>
+            <w:tcW w:type="dxa" w:w="1608"/>
+          </w:tcPr>
+          <w:p>
+            <w:r>
+              <w:rPr>
+                <w:b w:val="0"/>
+                <w:sz w:val="17"/>
+              </w:rPr>
+            </w:r>
+            <w:r>
+              <w:rPr>
+                <w:b w:val="0"/>
+                <w:sz w:val="17"/>
+              </w:rPr>
+              <w:t>Any team of 15 to 25 people</w:t>
+            </w:r>
+          </w:p>
+        </w:tc>
+        <w:tc>
+          <w:tcPr>
+            <w:tcW w:type="dxa" w:w="1608"/>
+          </w:tcPr>
+          <w:p>
+            <w:r>
+              <w:rPr>
+                <w:b w:val="0"/>
+                <w:sz w:val="17"/>
+              </w:rPr>
+            </w:r>
+            <w:r>
+              <w:rPr>
+                <w:b w:val="0"/>
+                <w:sz w:val="17"/>
+              </w:rPr>
+              <w:t>A tailored day, on site or online, plus materials the team keeps</w:t>
+            </w:r>
+          </w:p>
+        </w:tc>
+        <w:tc>
+          <w:tcPr>
+            <w:tcW w:type="dxa" w:w="1608"/>
+          </w:tcPr>
+          <w:p>
+            <w:r>
+              <w:rPr>
+                <w:b w:val="0"/>
+                <w:sz w:val="17"/>
+              </w:rPr>
+            </w:r>
+            <w:r>
+              <w:rPr>
+                <w:b w:val="0"/>
+                <w:sz w:val="17"/>
+              </w:rPr>
+              <w:t>1 day</w:t>
+            </w:r>
+          </w:p>
+        </w:tc>
+        <w:tc>
+          <w:tcPr>
+            <w:tcW w:type="dxa" w:w="1608"/>
+          </w:tcPr>
+          <w:p>
+            <w:r>
+              <w:rPr>
+                <w:b w:val="0"/>
+                <w:sz w:val="17"/>
+              </w:rPr>
+            </w:r>
+            <w:r>
+              <w:rPr>
+                <w:b w:val="0"/>
+                <w:sz w:val="17"/>
+              </w:rPr>
+              <w:t>£4,000</w:t>
+            </w:r>
+          </w:p>
+        </w:tc>
+      </w:tr>
+      <w:tr>
+        <w:tc>
+          <w:tcPr>
+            <w:tcW w:type="dxa" w:w="1608"/>
+          </w:tcPr>
+          <w:p>
+            <w:r>
+              <w:rPr>
+                <w:b w:val="0"/>
+                <w:sz w:val="17"/>
+              </w:rPr>
+            </w:r>
+            <w:r>
+              <w:rPr>
+                <w:b/>
+                <w:sz w:val="17"/>
+              </w:rPr>
+              <w:t>T2 Cohort programme</w:t>
+            </w:r>
+          </w:p>
+        </w:tc>
+        <w:tc>
+          <w:tcPr>
+            <w:tcW w:type="dxa" w:w="1608"/>
+          </w:tcPr>
+          <w:p>
+            <w:r>
+              <w:rPr>
+                <w:b w:val="0"/>
+                <w:sz w:val="17"/>
+              </w:rPr>
+            </w:r>
+            <w:r>
+              <w:rPr>
+                <w:b w:val="0"/>
+                <w:sz w:val="17"/>
+              </w:rPr>
+              <w:t>The same content spread over weeks, with work between sessions</w:t>
+            </w:r>
+          </w:p>
+        </w:tc>
+        <w:tc>
+          <w:tcPr>
+            <w:tcW w:type="dxa" w:w="1608"/>
+          </w:tcPr>
+          <w:p>
+            <w:r>
+              <w:rPr>
+                <w:b w:val="0"/>
+                <w:sz w:val="17"/>
+              </w:rPr>
+            </w:r>
+            <w:r>
+              <w:rPr>
+                <w:b w:val="0"/>
+                <w:sz w:val="17"/>
+              </w:rPr>
+              <w:t>Trusts, providers, charities, health-tech teams</w:t>
+            </w:r>
+          </w:p>
+        </w:tc>
+        <w:tc>
+          <w:tcPr>
+            <w:tcW w:type="dxa" w:w="1608"/>
+          </w:tcPr>
+          <w:p>
+            <w:r>
+              <w:rPr>
+                <w:b w:val="0"/>
+                <w:sz w:val="17"/>
+              </w:rPr>
+            </w:r>
+            <w:r>
+              <w:rPr>
+                <w:b w:val="0"/>
+                <w:sz w:val="17"/>
+              </w:rPr>
+              <w:t>Four to six sessions, exercises, a closing session with your leadership</w:t>
+            </w:r>
+          </w:p>
+        </w:tc>
+        <w:tc>
+          <w:tcPr>
+            <w:tcW w:type="dxa" w:w="1608"/>
+          </w:tcPr>
+          <w:p>
+            <w:r>
+              <w:rPr>
+                <w:b w:val="0"/>
+                <w:sz w:val="17"/>
+              </w:rPr>
+            </w:r>
+            <w:r>
+              <w:rPr>
+                <w:b w:val="0"/>
+                <w:sz w:val="17"/>
+              </w:rPr>
+              <w:t>6–12 weeks</w:t>
+            </w:r>
+          </w:p>
+        </w:tc>
+        <w:tc>
+          <w:tcPr>
+            <w:tcW w:type="dxa" w:w="1608"/>
+          </w:tcPr>
+          <w:p>
+            <w:r>
+              <w:rPr>
+                <w:b w:val="0"/>
+                <w:sz w:val="17"/>
+              </w:rPr>
+            </w:r>
+            <w:r>
+              <w:rPr>
+                <w:b w:val="0"/>
+                <w:sz w:val="17"/>
+              </w:rPr>
+              <w:t>£15,000–£40,000</w:t>
+            </w:r>
+          </w:p>
+        </w:tc>
+      </w:tr>
+      <w:tr>
+        <w:tc>
+          <w:tcPr>
+            <w:tcW w:type="dxa" w:w="1608"/>
+          </w:tcPr>
+          <w:p>
+            <w:r>
+              <w:rPr>
+                <w:b w:val="0"/>
+                <w:sz w:val="17"/>
+              </w:rPr>
+            </w:r>
+            <w:r>
+              <w:rPr>
+                <w:b/>
+                <w:sz w:val="17"/>
+              </w:rPr>
+              <w:t>T3 Online courses</w:t>
+            </w:r>
+          </w:p>
+        </w:tc>
+        <w:tc>
+          <w:tcPr>
+            <w:tcW w:type="dxa" w:w="1608"/>
+          </w:tcPr>
+          <w:p>
+            <w:r>
+              <w:rPr>
+                <w:b w:val="0"/>
+                <w:sz w:val="17"/>
+              </w:rPr>
+            </w:r>
+            <w:r>
+              <w:rPr>
+                <w:b w:val="0"/>
+                <w:sz w:val="17"/>
+              </w:rPr>
+              <w:t>Self-paced courses with quizzes and templates</w:t>
+            </w:r>
+          </w:p>
+        </w:tc>
+        <w:tc>
+          <w:tcPr>
+            <w:tcW w:type="dxa" w:w="1608"/>
+          </w:tcPr>
+          <w:p>
+            <w:r>
+              <w:rPr>
+                <w:b w:val="0"/>
+                <w:sz w:val="17"/>
+              </w:rPr>
+            </w:r>
+            <w:r>
+              <w:rPr>
+                <w:b w:val="0"/>
+                <w:sz w:val="17"/>
+              </w:rPr>
+              <w:t>Midwives, nurses, health-tech staff, students</w:t>
+            </w:r>
+          </w:p>
+        </w:tc>
+        <w:tc>
+          <w:tcPr>
+            <w:tcW w:type="dxa" w:w="1608"/>
+          </w:tcPr>
+          <w:p>
+            <w:r>
+              <w:rPr>
+                <w:b w:val="0"/>
+                <w:sz w:val="17"/>
+              </w:rPr>
+            </w:r>
+            <w:r>
+              <w:rPr>
+                <w:b w:val="0"/>
+                <w:sz w:val="17"/>
+              </w:rPr>
+              <w:t>Three to six hours of video and materials, downloadable templates</w:t>
+            </w:r>
+          </w:p>
+        </w:tc>
+        <w:tc>
+          <w:tcPr>
+            <w:tcW w:type="dxa" w:w="1608"/>
+          </w:tcPr>
+          <w:p>
+            <w:r>
+              <w:rPr>
+                <w:b w:val="0"/>
+                <w:sz w:val="17"/>
+              </w:rPr>
+            </w:r>
+            <w:r>
+              <w:rPr>
+                <w:b w:val="0"/>
+                <w:sz w:val="17"/>
+              </w:rPr>
+              <w:t>Self-paced</w:t>
+            </w:r>
+          </w:p>
+        </w:tc>
+        <w:tc>
+          <w:tcPr>
+            <w:tcW w:type="dxa" w:w="1608"/>
+          </w:tcPr>
+          <w:p>
+            <w:r>
+              <w:rPr>
+                <w:b w:val="0"/>
+                <w:sz w:val="17"/>
+              </w:rPr>
+            </w:r>
+            <w:r>
+              <w:rPr>
+                <w:b w:val="0"/>
+                <w:sz w:val="17"/>
+              </w:rPr>
+              <w:t>£49–£299 per person in the UK; £10–£40 in Nigeria, Kenya and Ghana</w:t>
+            </w:r>
+          </w:p>
+        </w:tc>
+      </w:tr>
+      <w:tr>
+        <w:tc>
+          <w:tcPr>
+            <w:tcW w:type="dxa" w:w="1608"/>
+          </w:tcPr>
+          <w:p>
+            <w:r>
+              <w:rPr>
+                <w:b w:val="0"/>
+                <w:sz w:val="17"/>
+              </w:rPr>
+            </w:r>
+            <w:r>
+              <w:rPr>
+                <w:b/>
+                <w:sz w:val="17"/>
+              </w:rPr>
+              <w:t>T4 Team licence</w:t>
+            </w:r>
+          </w:p>
+        </w:tc>
+        <w:tc>
+          <w:tcPr>
+            <w:tcW w:type="dxa" w:w="1608"/>
+          </w:tcPr>
+          <w:p>
+            <w:r>
+              <w:rPr>
+                <w:b w:val="0"/>
+                <w:sz w:val="17"/>
+              </w:rPr>
+            </w:r>
+            <w:r>
+              <w:rPr>
+                <w:b w:val="0"/>
+                <w:sz w:val="17"/>
+              </w:rPr>
+              <w:t>Seats on all our courses plus one live workshop a year</w:t>
+            </w:r>
+          </w:p>
+        </w:tc>
+        <w:tc>
+          <w:tcPr>
+            <w:tcW w:type="dxa" w:w="1608"/>
+          </w:tcPr>
+          <w:p>
+            <w:r>
+              <w:rPr>
+                <w:b w:val="0"/>
+                <w:sz w:val="17"/>
+              </w:rPr>
+            </w:r>
+            <w:r>
+              <w:rPr>
+                <w:b w:val="0"/>
+                <w:sz w:val="17"/>
+              </w:rPr>
+              <w:t>Employers and universities</w:t>
+            </w:r>
+          </w:p>
+        </w:tc>
+        <w:tc>
+          <w:tcPr>
+            <w:tcW w:type="dxa" w:w="1608"/>
+          </w:tcPr>
+          <w:p>
+            <w:r>
+              <w:rPr>
+                <w:b w:val="0"/>
+                <w:sz w:val="17"/>
+              </w:rPr>
+            </w:r>
+            <w:r>
+              <w:rPr>
+                <w:b w:val="0"/>
+                <w:sz w:val="17"/>
+              </w:rPr>
+              <w:t>Seat-based access, admin reporting, one workshop</w:t>
+            </w:r>
+          </w:p>
+        </w:tc>
+        <w:tc>
+          <w:tcPr>
+            <w:tcW w:type="dxa" w:w="1608"/>
+          </w:tcPr>
+          <w:p>
+            <w:r>
+              <w:rPr>
+                <w:b w:val="0"/>
+                <w:sz w:val="17"/>
+              </w:rPr>
+            </w:r>
+            <w:r>
+              <w:rPr>
+                <w:b w:val="0"/>
+                <w:sz w:val="17"/>
+              </w:rPr>
+              <w:t>12 months</w:t>
+            </w:r>
+          </w:p>
+        </w:tc>
+        <w:tc>
+          <w:tcPr>
+            <w:tcW w:type="dxa" w:w="1608"/>
+          </w:tcPr>
+          <w:p>
+            <w:r>
+              <w:rPr>
+                <w:b w:val="0"/>
+                <w:sz w:val="17"/>
+              </w:rPr>
+            </w:r>
+            <w:r>
+              <w:rPr>
+                <w:b w:val="0"/>
+                <w:sz w:val="17"/>
+              </w:rPr>
+              <w:t>£2,500 (10 seats), £9,000 (50 seats), £25,000 (250 seats)</w:t>
+            </w:r>
+          </w:p>
+        </w:tc>
+      </w:tr>
+      <w:tr>
+        <w:tc>
+          <w:tcPr>
+            <w:tcW w:type="dxa" w:w="1608"/>
+          </w:tcPr>
+          <w:p>
+            <w:r>
+              <w:rPr>
+                <w:b w:val="0"/>
+                <w:sz w:val="17"/>
+              </w:rPr>
+            </w:r>
+            <w:r>
+              <w:rPr>
+                <w:b/>
+                <w:sz w:val="17"/>
+              </w:rPr>
+              <w:t>T5 Membership</w:t>
+            </w:r>
+          </w:p>
+        </w:tc>
+        <w:tc>
+          <w:tcPr>
+            <w:tcW w:type="dxa" w:w="1608"/>
+          </w:tcPr>
+          <w:p>
+            <w:r>
+              <w:rPr>
+                <w:b w:val="0"/>
+                <w:sz w:val="17"/>
+              </w:rPr>
+            </w:r>
+            <w:r>
+              <w:rPr>
+                <w:b w:val="0"/>
+                <w:sz w:val="17"/>
+              </w:rPr>
+              <w:t>All courses plus a monthly live session</w:t>
             </w:r>
           </w:p>
         </w:tc>
@@ -3036,29 +2582,7 @@
                 <w:b w:val="0"/>
                 <w:sz w:val="17"/>
               </w:rPr>
-              <w:t>Ongoing access</w:t>
-            </w:r>
-          </w:p>
-        </w:tc>
-      </w:tr>
-      <w:tr>
-        <w:tc>
-          <w:tcPr>
-            <w:tcW w:type="dxa" w:w="1608"/>
-          </w:tcPr>
-          <w:p>
-            <w:r>
-              <w:rPr>
-                <w:b w:val="0"/>
-                <w:sz w:val="17"/>
-              </w:rPr>
-            </w:r>
-            <w:r>
-              <w:rPr>
-                <w:b/>
-                <w:sz w:val="17"/>
-              </w:rPr>
-              <w:t>Corporate licence</w:t>
+              <w:t>Full library access and a live clinic each month</w:t>
             </w:r>
           </w:p>
         </w:tc>
@@ -3078,7 +2602,7 @@
                 <w:b w:val="0"/>
                 <w:sz w:val="17"/>
               </w:rPr>
-              <w:t>Seat-based access plus one live workshop per year</w:t>
+              <w:t>Monthly or yearly</w:t>
             </w:r>
           </w:p>
         </w:tc>
@@ -3098,311 +2622,7 @@
                 <w:b w:val="0"/>
                 <w:sz w:val="17"/>
               </w:rPr>
-              <w:t>Annual</w:t>
-            </w:r>
-          </w:p>
-        </w:tc>
-        <w:tc>
-          <w:tcPr>
-            <w:tcW w:type="dxa" w:w="1608"/>
-          </w:tcPr>
-          <w:p>
-            <w:r>
-              <w:rPr>
-                <w:b w:val="0"/>
-                <w:sz w:val="17"/>
-              </w:rPr>
-            </w:r>
-            <w:r>
-              <w:rPr>
-                <w:b w:val="0"/>
-                <w:sz w:val="17"/>
-              </w:rPr>
-              <w:t>£2,500 (10 seats); £9,000 (50); £25,000 (250)</w:t>
-            </w:r>
-          </w:p>
-        </w:tc>
-        <w:tc>
-          <w:tcPr>
-            <w:tcW w:type="dxa" w:w="1608"/>
-          </w:tcPr>
-          <w:p>
-            <w:r>
-              <w:rPr>
-                <w:b w:val="0"/>
-                <w:sz w:val="17"/>
-              </w:rPr>
-            </w:r>
-            <w:r>
-              <w:rPr>
-                <w:b w:val="0"/>
-                <w:sz w:val="17"/>
-              </w:rPr>
-              <w:t>Employers, NHS teams, NGOs (S3, S5)</w:t>
-            </w:r>
-          </w:p>
-        </w:tc>
-        <w:tc>
-          <w:tcPr>
-            <w:tcW w:type="dxa" w:w="1608"/>
-          </w:tcPr>
-          <w:p>
-            <w:r>
-              <w:rPr>
-                <w:b w:val="0"/>
-                <w:sz w:val="17"/>
-              </w:rPr>
-            </w:r>
-            <w:r>
-              <w:rPr>
-                <w:b w:val="0"/>
-                <w:sz w:val="17"/>
-              </w:rPr>
-              <w:t>Team-wide baseline capability</w:t>
-            </w:r>
-          </w:p>
-        </w:tc>
-      </w:tr>
-      <w:tr>
-        <w:tc>
-          <w:tcPr>
-            <w:tcW w:type="dxa" w:w="1608"/>
-          </w:tcPr>
-          <w:p>
-            <w:r>
-              <w:rPr>
-                <w:b w:val="0"/>
-                <w:sz w:val="17"/>
-              </w:rPr>
-            </w:r>
-            <w:r>
-              <w:rPr>
-                <w:b/>
-                <w:sz w:val="17"/>
-              </w:rPr>
-              <w:t>University licence</w:t>
-            </w:r>
-          </w:p>
-        </w:tc>
-        <w:tc>
-          <w:tcPr>
-            <w:tcW w:type="dxa" w:w="1608"/>
-          </w:tcPr>
-          <w:p>
-            <w:r>
-              <w:rPr>
-                <w:b w:val="0"/>
-                <w:sz w:val="17"/>
-              </w:rPr>
-            </w:r>
-            <w:r>
-              <w:rPr>
-                <w:b w:val="0"/>
-                <w:sz w:val="17"/>
-              </w:rPr>
-              <w:t>Course embedded in midwifery, public-health or informatics programmes</w:t>
-            </w:r>
-          </w:p>
-        </w:tc>
-        <w:tc>
-          <w:tcPr>
-            <w:tcW w:type="dxa" w:w="1608"/>
-          </w:tcPr>
-          <w:p>
-            <w:r>
-              <w:rPr>
-                <w:b w:val="0"/>
-                <w:sz w:val="17"/>
-              </w:rPr>
-            </w:r>
-            <w:r>
-              <w:rPr>
-                <w:b w:val="0"/>
-                <w:sz w:val="17"/>
-              </w:rPr>
-              <w:t>Annual per programme</w:t>
-            </w:r>
-          </w:p>
-        </w:tc>
-        <w:tc>
-          <w:tcPr>
-            <w:tcW w:type="dxa" w:w="1608"/>
-          </w:tcPr>
-          <w:p>
-            <w:r>
-              <w:rPr>
-                <w:b w:val="0"/>
-                <w:sz w:val="17"/>
-              </w:rPr>
-            </w:r>
-            <w:r>
-              <w:rPr>
-                <w:b w:val="0"/>
-                <w:sz w:val="17"/>
-              </w:rPr>
-              <w:t>£3,000–£8,000 (TO VALIDATE)</w:t>
-            </w:r>
-          </w:p>
-        </w:tc>
-        <w:tc>
-          <w:tcPr>
-            <w:tcW w:type="dxa" w:w="1608"/>
-          </w:tcPr>
-          <w:p>
-            <w:r>
-              <w:rPr>
-                <w:b w:val="0"/>
-                <w:sz w:val="17"/>
-              </w:rPr>
-            </w:r>
-            <w:r>
-              <w:rPr>
-                <w:b w:val="0"/>
-                <w:sz w:val="17"/>
-              </w:rPr>
-              <w:t>Universities</w:t>
-            </w:r>
-          </w:p>
-        </w:tc>
-        <w:tc>
-          <w:tcPr>
-            <w:tcW w:type="dxa" w:w="1608"/>
-          </w:tcPr>
-          <w:p>
-            <w:r>
-              <w:rPr>
-                <w:b w:val="0"/>
-                <w:sz w:val="17"/>
-              </w:rPr>
-            </w:r>
-            <w:r>
-              <w:rPr>
-                <w:b w:val="0"/>
-                <w:sz w:val="17"/>
-              </w:rPr>
-              <w:t>Curriculum content with a named reviewer</w:t>
-            </w:r>
-          </w:p>
-        </w:tc>
-      </w:tr>
-      <w:tr>
-        <w:tc>
-          <w:tcPr>
-            <w:tcW w:type="dxa" w:w="1608"/>
-          </w:tcPr>
-          <w:p>
-            <w:r>
-              <w:rPr>
-                <w:b w:val="0"/>
-                <w:sz w:val="17"/>
-              </w:rPr>
-            </w:r>
-            <w:r>
-              <w:rPr>
-                <w:b/>
-                <w:sz w:val="17"/>
-              </w:rPr>
-              <w:t>Co-branded programme</w:t>
-            </w:r>
-          </w:p>
-        </w:tc>
-        <w:tc>
-          <w:tcPr>
-            <w:tcW w:type="dxa" w:w="1608"/>
-          </w:tcPr>
-          <w:p>
-            <w:r>
-              <w:rPr>
-                <w:b w:val="0"/>
-                <w:sz w:val="17"/>
-              </w:rPr>
-            </w:r>
-            <w:r>
-              <w:rPr>
-                <w:b w:val="0"/>
-                <w:sz w:val="17"/>
-              </w:rPr>
-              <w:t>Localised course for an NGO's or programme's health workers</w:t>
-            </w:r>
-          </w:p>
-        </w:tc>
-        <w:tc>
-          <w:tcPr>
-            <w:tcW w:type="dxa" w:w="1608"/>
-          </w:tcPr>
-          <w:p>
-            <w:r>
-              <w:rPr>
-                <w:b w:val="0"/>
-                <w:sz w:val="17"/>
-              </w:rPr>
-            </w:r>
-            <w:r>
-              <w:rPr>
-                <w:b w:val="0"/>
-                <w:sz w:val="17"/>
-              </w:rPr>
-              <w:t>Project fee + per learner</w:t>
-            </w:r>
-          </w:p>
-        </w:tc>
-        <w:tc>
-          <w:tcPr>
-            <w:tcW w:type="dxa" w:w="1608"/>
-          </w:tcPr>
-          <w:p>
-            <w:r>
-              <w:rPr>
-                <w:b w:val="0"/>
-                <w:sz w:val="17"/>
-              </w:rPr>
-            </w:r>
-            <w:r>
-              <w:rPr>
-                <w:b w:val="0"/>
-                <w:sz w:val="17"/>
-              </w:rPr>
-              <w:t>£15k–£40k + £5–£15/learner (TO VALIDATE)</w:t>
-            </w:r>
-          </w:p>
-        </w:tc>
-        <w:tc>
-          <w:tcPr>
-            <w:tcW w:type="dxa" w:w="1608"/>
-          </w:tcPr>
-          <w:p>
-            <w:r>
-              <w:rPr>
-                <w:b w:val="0"/>
-                <w:sz w:val="17"/>
-              </w:rPr>
-            </w:r>
-            <w:r>
-              <w:rPr>
-                <w:b w:val="0"/>
-                <w:sz w:val="17"/>
-              </w:rPr>
-              <w:t>NGOs, donor programmes (S4)</w:t>
-            </w:r>
-          </w:p>
-        </w:tc>
-        <w:tc>
-          <w:tcPr>
-            <w:tcW w:type="dxa" w:w="1608"/>
-          </w:tcPr>
-          <w:p>
-            <w:r>
-              <w:rPr>
-                <w:b w:val="0"/>
-                <w:sz w:val="17"/>
-              </w:rPr>
-            </w:r>
-            <w:r>
-              <w:rPr>
-                <w:b w:val="0"/>
-                <w:sz w:val="17"/>
-              </w:rPr>
-              <w:t>Training aligned to the programme's own protocols</w:t>
+              <w:t>£19 a month, or £190 a year</w:t>
             </w:r>
           </w:p>
         </w:tc>
@@ -3410,11 +2630,21 @@
     </w:tbl>
     <w:p/>
     <w:p>
+      <w:r>
+        <w:t>Courses start about nine months after we begin trading. You can register interest now.</w:t>
+      </w:r>
+    </w:p>
+    <w:p>
+      <w:r>
+        <w:t>Our courses carry no formal accreditation today. We will not claim one until an accrediting body has granted it.</w:t>
+      </w:r>
+    </w:p>
+    <w:p>
       <w:pPr>
         <w:pStyle w:val="Heading2"/>
       </w:pPr>
       <w:r>
-        <w:t>5. What we do not sell</w:t>
+        <w:t>What we do not sell</w:t>
       </w:r>
     </w:p>
     <w:p>
@@ -3422,7 +2652,7 @@
         <w:pStyle w:val="ListBullet"/>
       </w:pPr>
       <w:r>
-        <w:t>Clinical services, clinical audits or anything requiring a registered clinician's judgement about an individual patient.</w:t>
+        <w:t>Clinical advice. We are not doctors and we do not give medical opinions.</w:t>
       </w:r>
     </w:p>
     <w:p>
@@ -3430,27 +2660,7 @@
         <w:pStyle w:val="ListBullet"/>
       </w:pPr>
       <w:r>
-        <w:t>MaternaLink (in development) as a finished product. It is available only as a pilot or design-partnership conversation with explicit gates (</w:t>
-      </w:r>
-      <w:r>
-        <w:rPr>
-          <w:rFonts w:ascii="Consolas" w:hAnsi="Consolas"/>
-          <w:sz w:val="18"/>
-        </w:rPr>
-        <w:t>/assets/PARTNERSHIP_DECK.md</w:t>
-      </w:r>
-      <w:r>
-        <w:t xml:space="preserve">; pricing ranges in </w:t>
-      </w:r>
-      <w:r>
-        <w:rPr>
-          <w:rFonts w:ascii="Consolas" w:hAnsi="Consolas"/>
-          <w:sz w:val="18"/>
-        </w:rPr>
-        <w:t>/assets/PRICING_STRUCTURE.md</w:t>
-      </w:r>
-      <w:r>
-        <w:t xml:space="preserve"> §5).</w:t>
+        <w:t>Legal or tax advice. We will tell you when to call a solicitor or an accountant.</w:t>
       </w:r>
     </w:p>
     <w:p>
@@ -3458,7 +2668,7 @@
         <w:pStyle w:val="ListBullet"/>
       </w:pPr>
       <w:r>
-        <w:t>Regulatory or legal advice presented as certainty; we map the pathway and name when to instruct qualified advisers.</w:t>
+        <w:t>Software resale. We take no commission from any vendor, ever.</w:t>
       </w:r>
     </w:p>
     <w:p>
@@ -3466,7 +2676,15 @@
         <w:pStyle w:val="ListBullet"/>
       </w:pPr>
       <w:r>
-        <w:t>Work that requires Vytalix to process patient data under an advisory or consulting contract.</w:t>
+        <w:t>Anything about MaternaLink presented as available. MaternaLink is in development and is not for sale.</w:t>
+      </w:r>
+    </w:p>
+    <w:p>
+      <w:pPr>
+        <w:pStyle w:val="ListBullet"/>
+      </w:pPr>
+      <w:r>
+        <w:t>Work where we would have a conflict of interest we have not told you about.</w:t>
       </w:r>
     </w:p>
     <w:p>
@@ -3474,15 +2692,7 @@
         <w:pStyle w:val="Heading2"/>
       </w:pPr>
       <w:r>
-        <w:t>Priorities / Risks / Next actions</w:t>
-      </w:r>
-    </w:p>
-    <w:p>
-      <w:r>
-        <w:rPr>
-          <w:b/>
-        </w:rPr>
-        <w:t>Priorities</w:t>
+        <w:t>What to do next</w:t>
       </w:r>
     </w:p>
     <w:p>
@@ -3490,17 +2700,7 @@
         <w:pStyle w:val="ListNumber"/>
       </w:pPr>
       <w:r>
-        <w:t xml:space="preserve">Publish one-page versions of A1, A2, C1, C6 and C7 on the website first (no external capability needed; shortest sales cycle — S1/S2 rule in </w:t>
-      </w:r>
-      <w:r>
-        <w:rPr>
-          <w:rFonts w:ascii="Consolas" w:hAnsi="Consolas"/>
-          <w:sz w:val="18"/>
-        </w:rPr>
-        <w:t>/docs/13_SALES_ENGINE.md</w:t>
-      </w:r>
-      <w:r>
-        <w:t xml:space="preserve"> §1).</w:t>
+        <w:t>Email us the problem in a paragraph. Say what a good outcome looks like.</w:t>
       </w:r>
     </w:p>
     <w:p>
@@ -3508,7 +2708,7 @@
         <w:pStyle w:val="ListNumber"/>
       </w:pPr>
       <w:r>
-        <w:t>Recruit the clinical adviser and contract a Clinical Safety Officer so that C3, C6 (safety-case element) and C8 become sellable within 60 days.</w:t>
+        <w:t>We hold a free 30-minute call to check we are the right people.</w:t>
       </w:r>
     </w:p>
     <w:p>
@@ -3516,101 +2716,12 @@
         <w:pStyle w:val="ListNumber"/>
       </w:pPr>
       <w:r>
-        <w:t>Test three price points in the first six proposals and record objections (</w:t>
-      </w:r>
-      <w:r>
-        <w:rPr>
-          <w:rFonts w:ascii="Consolas" w:hAnsi="Consolas"/>
-          <w:sz w:val="18"/>
-        </w:rPr>
-        <w:t>/docs/01_BUSINESS_MODEL.md</w:t>
-      </w:r>
-      <w:r>
-        <w:t xml:space="preserve"> §8, item 2).</w:t>
+        <w:t>If we are, you get a written proposal in five working days with a fixed price and a fixed date.</w:t>
       </w:r>
     </w:p>
     <w:p>
       <w:r>
-        <w:rPr>
-          <w:b/>
-        </w:rPr>
-        <w:t>Risks</w:t>
-      </w:r>
-    </w:p>
-    <w:p>
-      <w:pPr>
-        <w:pStyle w:val="ListBullet"/>
-      </w:pPr>
-      <w:r>
-        <w:t>Selling C3, C5, C8 or C9 before the required capability exists; mitigation: "Proof required to sell" is a hard gate, checked at proposal stage.</w:t>
-      </w:r>
-    </w:p>
-    <w:p>
-      <w:pPr>
-        <w:pStyle w:val="ListBullet"/>
-      </w:pPr>
-      <w:r>
-        <w:t>Scope creep on fixed fees; mitigation: written change control in every SOW (</w:t>
-      </w:r>
-      <w:r>
-        <w:rPr>
-          <w:rFonts w:ascii="Consolas" w:hAnsi="Consolas"/>
-          <w:sz w:val="18"/>
-        </w:rPr>
-        <w:t>/assets/PROPOSAL_TEMPLATE.md</w:t>
-      </w:r>
-      <w:r>
-        <w:t xml:space="preserve"> §9).</w:t>
-      </w:r>
-    </w:p>
-    <w:p>
-      <w:pPr>
-        <w:pStyle w:val="ListBullet"/>
-      </w:pPr>
-      <w:r>
-        <w:t>Accreditation language creeping into E-Learning copy; mitigation: the §4 wording is fixed until an accreditor grants status.</w:t>
-      </w:r>
-    </w:p>
-    <w:p>
-      <w:r>
-        <w:rPr>
-          <w:b/>
-        </w:rPr>
-        <w:t>Next actions</w:t>
-      </w:r>
-    </w:p>
-    <w:p>
-      <w:pPr>
-        <w:pStyle w:val="ListBullet"/>
-      </w:pPr>
-      <w:r>
-        <w:t>Founder, by Day 30: website package pages live with "from" prices; catalogue PDF on letterhead.</w:t>
-      </w:r>
-    </w:p>
-    <w:p>
-      <w:pPr>
-        <w:pStyle w:val="ListBullet"/>
-      </w:pPr>
-      <w:r>
-        <w:t xml:space="preserve">Founder, by Day 45: first two proposals issued using </w:t>
-      </w:r>
-      <w:r>
-        <w:rPr>
-          <w:rFonts w:ascii="Consolas" w:hAnsi="Consolas"/>
-          <w:sz w:val="18"/>
-        </w:rPr>
-        <w:t>/assets/PROPOSAL_TEMPLATE.md</w:t>
-      </w:r>
-      <w:r>
-        <w:t>.</w:t>
-      </w:r>
-    </w:p>
-    <w:p>
-      <w:pPr>
-        <w:pStyle w:val="ListBullet"/>
-      </w:pPr>
-      <w:r>
-        <w:t>Founder, by Day 60: clinical adviser and CSO conversations concluded; C3/C6/C8 status updated here.</w:t>
+        <w:t>Contact: [Founder name] · [email] · [phone] · [website]</w:t>
       </w:r>
     </w:p>
     <w:sectPr>
